--- a/Musa_rioba_Resume.docx
+++ b/Musa_rioba_Resume.docx
@@ -27,7 +27,23 @@
           <w:sz w:val="22"/>
           <w:szCs w:val="22"/>
         </w:rPr>
-        <w:t>Data Engineer | Author | Technical Trainer</w:t>
+        <w:t xml:space="preserve">Data Engineer | Author | Technical Trainer | </w:t>
+      </w:r>
+      <w:proofErr w:type="gramStart"/>
+      <w:r>
+        <w:rPr>
+          <w:sz w:val="22"/>
+          <w:szCs w:val="22"/>
+        </w:rPr>
+        <w:t>Open Source</w:t>
+      </w:r>
+      <w:proofErr w:type="gramEnd"/>
+      <w:r>
+        <w:rPr>
+          <w:sz w:val="22"/>
+          <w:szCs w:val="22"/>
+        </w:rPr>
+        <w:t xml:space="preserve"> Contributor</w:t>
       </w:r>
     </w:p>
     <w:p>
@@ -36,13 +52,93 @@
         <w:jc w:val="center"/>
       </w:pPr>
       <w:r>
-        <w:t xml:space="preserve">Nairobi, </w:t>
-      </w:r>
-      <w:r>
-        <w:t>Kenya |</w:t>
-      </w:r>
-      <w:r>
-        <w:t xml:space="preserve">  musa.rioba@email.com  |  musanyaks.github.io  |  github.com/musanyaks</w:t>
+        <w:rPr>
+          <w:sz w:val="19"/>
+          <w:szCs w:val="19"/>
+        </w:rPr>
+        <w:t xml:space="preserve">Mombasa, </w:t>
+      </w:r>
+      <w:proofErr w:type="gramStart"/>
+      <w:r>
+        <w:rPr>
+          <w:sz w:val="19"/>
+          <w:szCs w:val="19"/>
+        </w:rPr>
+        <w:t>Kenya  |</w:t>
+      </w:r>
+      <w:proofErr w:type="gramEnd"/>
+      <w:r>
+        <w:rPr>
+          <w:sz w:val="19"/>
+          <w:szCs w:val="19"/>
+        </w:rPr>
+        <w:t xml:space="preserve">  </w:t>
+      </w:r>
+      <w:proofErr w:type="gramStart"/>
+      <w:r>
+        <w:rPr>
+          <w:sz w:val="19"/>
+          <w:szCs w:val="19"/>
+        </w:rPr>
+        <w:t>nyakerabachi@gmail.com  |</w:t>
+      </w:r>
+      <w:proofErr w:type="gramEnd"/>
+      <w:r>
+        <w:rPr>
+          <w:sz w:val="19"/>
+          <w:szCs w:val="19"/>
+        </w:rPr>
+        <w:t xml:space="preserve">  github.com/</w:t>
+      </w:r>
+      <w:proofErr w:type="spellStart"/>
+      <w:proofErr w:type="gramStart"/>
+      <w:r>
+        <w:rPr>
+          <w:sz w:val="19"/>
+          <w:szCs w:val="19"/>
+        </w:rPr>
+        <w:t>musanyaks</w:t>
+      </w:r>
+      <w:proofErr w:type="spellEnd"/>
+      <w:r>
+        <w:rPr>
+          <w:sz w:val="19"/>
+          <w:szCs w:val="19"/>
+        </w:rPr>
+        <w:t xml:space="preserve">  |</w:t>
+      </w:r>
+      <w:proofErr w:type="gramEnd"/>
+      <w:r>
+        <w:rPr>
+          <w:sz w:val="19"/>
+          <w:szCs w:val="19"/>
+        </w:rPr>
+        <w:t xml:space="preserve">  linkedin.com/in/</w:t>
+      </w:r>
+      <w:proofErr w:type="spellStart"/>
+      <w:proofErr w:type="gramStart"/>
+      <w:r>
+        <w:rPr>
+          <w:sz w:val="19"/>
+          <w:szCs w:val="19"/>
+        </w:rPr>
+        <w:t>musarioba</w:t>
+      </w:r>
+      <w:proofErr w:type="spellEnd"/>
+      <w:r>
+        <w:rPr>
+          <w:sz w:val="19"/>
+          <w:szCs w:val="19"/>
+        </w:rPr>
+        <w:t xml:space="preserve">  |</w:t>
+      </w:r>
+      <w:proofErr w:type="gramEnd"/>
+      <w:r>
+        <w:rPr>
+          <w:sz w:val="19"/>
+          <w:szCs w:val="19"/>
+        </w:rPr>
+        <w:t xml:space="preserve">  musanyaks.github.io</w:t>
       </w:r>
     </w:p>
     <w:p>
@@ -73,7 +169,7 @@
           <w:sz w:val="21"/>
           <w:szCs w:val="21"/>
         </w:rPr>
-        <w:t>Data Engineer with 6+ years of experience building production-grade data systems, ML pipelines, and interactive analytics platforms. Published author of Production Data Science with R. Actuarial Science background with deep expertise in ETL/ELT orchestration, real-time systems, risk modeling, and compliant data infrastructure. 4 years of technical training experience teaching data analysis and programming to 100+ professionals.</w:t>
+        <w:t>Data Engineer with 6+ years of experience building production-grade data systems, APIs, and interactive dashboards across freelancing, technical training, and open source. Published author of "Production Data Science with R" — an 8-chapter guide on end-to-end ML pipelines, automated ETL, real-time systems, and A/B testing. Built and deployed REST APIs, multi-step workflow systems, ETL/ELT pipelines, and 3 published R packages. 4+ years as a Technical Trainer teaching data analysis, R, Python, and production best practices to 100+ students. Passionate about reproducibility, scalability, observability, and turning raw data into lasting systems.</w:t>
       </w:r>
     </w:p>
     <w:p>
@@ -92,49 +188,191 @@
           <w:sz w:val="22"/>
           <w:szCs w:val="22"/>
         </w:rPr>
-        <w:t>Technical Skills</w:t>
-      </w:r>
-    </w:p>
-    <w:p>
-      <w:pPr>
-        <w:spacing w:after="60"/>
-      </w:pPr>
-      <w:r>
-        <w:rPr>
-          <w:b/>
-          <w:bCs/>
-          <w:sz w:val="21"/>
-          <w:szCs w:val="21"/>
-        </w:rPr>
-        <w:t xml:space="preserve">Languages: </w:t>
-      </w:r>
-      <w:r>
-        <w:rPr>
-          <w:sz w:val="21"/>
-          <w:szCs w:val="21"/>
-        </w:rPr>
-        <w:t>R (Expert), Python, SQL, Bash, HTML, CSS, Flutter, Dart</w:t>
-      </w:r>
-    </w:p>
-    <w:p>
-      <w:pPr>
-        <w:spacing w:after="60"/>
-      </w:pPr>
-      <w:r>
-        <w:rPr>
-          <w:b/>
-          <w:bCs/>
-          <w:sz w:val="21"/>
-          <w:szCs w:val="21"/>
-        </w:rPr>
-        <w:t xml:space="preserve">Data Engineering: </w:t>
-      </w:r>
-      <w:r>
-        <w:rPr>
-          <w:sz w:val="21"/>
-          <w:szCs w:val="21"/>
-        </w:rPr>
-        <w:t xml:space="preserve">Apache Airflow, </w:t>
+        <w:t>Professional Experience</w:t>
+      </w:r>
+    </w:p>
+    <w:p>
+      <w:pPr>
+        <w:tabs>
+          <w:tab w:val="right" w:pos="9360"/>
+        </w:tabs>
+        <w:spacing w:before="160" w:after="40"/>
+      </w:pPr>
+      <w:r>
+        <w:rPr>
+          <w:b/>
+          <w:bCs/>
+          <w:sz w:val="22"/>
+          <w:szCs w:val="22"/>
+        </w:rPr>
+        <w:t xml:space="preserve">Data Engineer and Freelance </w:t>
+      </w:r>
+      <w:proofErr w:type="gramStart"/>
+      <w:r>
+        <w:rPr>
+          <w:b/>
+          <w:bCs/>
+          <w:sz w:val="22"/>
+          <w:szCs w:val="22"/>
+        </w:rPr>
+        <w:t>Consultant</w:t>
+      </w:r>
+      <w:r>
+        <w:rPr>
+          <w:sz w:val="22"/>
+          <w:szCs w:val="22"/>
+        </w:rPr>
+        <w:t xml:space="preserve">  —</w:t>
+      </w:r>
+      <w:proofErr w:type="gramEnd"/>
+      <w:r>
+        <w:rPr>
+          <w:sz w:val="22"/>
+          <w:szCs w:val="22"/>
+        </w:rPr>
+        <w:t xml:space="preserve">  Self-Employed</w:t>
+      </w:r>
+      <w:r>
+        <w:rPr>
+          <w:i/>
+          <w:iCs/>
+          <w:sz w:val="21"/>
+          <w:szCs w:val="21"/>
+        </w:rPr>
+        <w:tab/>
+        <w:t>2019 – Present</w:t>
+      </w:r>
+    </w:p>
+    <w:p>
+      <w:pPr>
+        <w:pStyle w:val="ListParagraph"/>
+        <w:numPr>
+          <w:ilvl w:val="0"/>
+          <w:numId w:val="1"/>
+        </w:numPr>
+        <w:spacing w:after="60"/>
+      </w:pPr>
+      <w:r>
+        <w:rPr>
+          <w:sz w:val="21"/>
+          <w:szCs w:val="21"/>
+        </w:rPr>
+        <w:t>Freelance work via Upwork and direct clients.</w:t>
+      </w:r>
+    </w:p>
+    <w:p>
+      <w:pPr>
+        <w:pStyle w:val="ListParagraph"/>
+        <w:numPr>
+          <w:ilvl w:val="0"/>
+          <w:numId w:val="1"/>
+        </w:numPr>
+        <w:spacing w:after="60"/>
+      </w:pPr>
+      <w:r>
+        <w:rPr>
+          <w:sz w:val="21"/>
+          <w:szCs w:val="21"/>
+        </w:rPr>
+        <w:t xml:space="preserve">Designed and deployed production REST APIs (R Plumber, Python </w:t>
+      </w:r>
+      <w:proofErr w:type="spellStart"/>
+      <w:r>
+        <w:rPr>
+          <w:sz w:val="21"/>
+          <w:szCs w:val="21"/>
+        </w:rPr>
+        <w:t>FastAPI</w:t>
+      </w:r>
+      <w:proofErr w:type="spellEnd"/>
+      <w:r>
+        <w:rPr>
+          <w:sz w:val="21"/>
+          <w:szCs w:val="21"/>
+        </w:rPr>
+        <w:t xml:space="preserve">, </w:t>
+      </w:r>
+      <w:proofErr w:type="spellStart"/>
+      <w:r>
+        <w:rPr>
+          <w:sz w:val="21"/>
+          <w:szCs w:val="21"/>
+        </w:rPr>
+        <w:t>Streamlit</w:t>
+      </w:r>
+      <w:proofErr w:type="spellEnd"/>
+      <w:r>
+        <w:rPr>
+          <w:sz w:val="21"/>
+          <w:szCs w:val="21"/>
+        </w:rPr>
+        <w:t>) with authentication, scoring engines, and audit trails for insurance and healthcare clients.</w:t>
+      </w:r>
+    </w:p>
+    <w:p>
+      <w:pPr>
+        <w:pStyle w:val="ListParagraph"/>
+        <w:numPr>
+          <w:ilvl w:val="0"/>
+          <w:numId w:val="1"/>
+        </w:numPr>
+        <w:spacing w:after="60"/>
+      </w:pPr>
+      <w:r>
+        <w:rPr>
+          <w:sz w:val="21"/>
+          <w:szCs w:val="21"/>
+        </w:rPr>
+        <w:t>Built multi-step approval workflows with role-based access control, server-side segregation of duties, locked state transitions, and full audit logging.</w:t>
+      </w:r>
+    </w:p>
+    <w:p>
+      <w:pPr>
+        <w:pStyle w:val="ListParagraph"/>
+        <w:numPr>
+          <w:ilvl w:val="0"/>
+          <w:numId w:val="1"/>
+        </w:numPr>
+        <w:spacing w:after="60"/>
+      </w:pPr>
+      <w:r>
+        <w:rPr>
+          <w:sz w:val="21"/>
+          <w:szCs w:val="21"/>
+        </w:rPr>
+        <w:t>Architected ETL/ELT pipelines using Apache Airflow (</w:t>
+      </w:r>
+      <w:proofErr w:type="spellStart"/>
+      <w:r>
+        <w:rPr>
+          <w:sz w:val="21"/>
+          <w:szCs w:val="21"/>
+        </w:rPr>
+        <w:t>CeleryExecutor</w:t>
+      </w:r>
+      <w:proofErr w:type="spellEnd"/>
+      <w:r>
+        <w:rPr>
+          <w:sz w:val="21"/>
+          <w:szCs w:val="21"/>
+        </w:rPr>
+        <w:t xml:space="preserve">), </w:t>
+      </w:r>
+      <w:proofErr w:type="spellStart"/>
+      <w:r>
+        <w:rPr>
+          <w:sz w:val="21"/>
+          <w:szCs w:val="21"/>
+        </w:rPr>
+        <w:t>PySpark</w:t>
+      </w:r>
+      <w:proofErr w:type="spellEnd"/>
+      <w:r>
+        <w:rPr>
+          <w:sz w:val="21"/>
+          <w:szCs w:val="21"/>
+        </w:rPr>
+        <w:t xml:space="preserve">, </w:t>
       </w:r>
       <w:proofErr w:type="spellStart"/>
       <w:r>
@@ -150,6 +388,39 @@
           <w:sz w:val="21"/>
           <w:szCs w:val="21"/>
         </w:rPr>
+        <w:t>, and Snowflake, processing datasets up to 50GB on standard hardware.</w:t>
+      </w:r>
+    </w:p>
+    <w:p>
+      <w:pPr>
+        <w:pStyle w:val="ListParagraph"/>
+        <w:numPr>
+          <w:ilvl w:val="0"/>
+          <w:numId w:val="1"/>
+        </w:numPr>
+        <w:spacing w:after="60"/>
+      </w:pPr>
+      <w:r>
+        <w:rPr>
+          <w:sz w:val="21"/>
+          <w:szCs w:val="21"/>
+        </w:rPr>
+        <w:t>Developed and published 3 open-source R packages (</w:t>
+      </w:r>
+      <w:proofErr w:type="spellStart"/>
+      <w:r>
+        <w:rPr>
+          <w:sz w:val="21"/>
+          <w:szCs w:val="21"/>
+        </w:rPr>
+        <w:t>ugcensus</w:t>
+      </w:r>
+      <w:proofErr w:type="spellEnd"/>
+      <w:r>
+        <w:rPr>
+          <w:sz w:val="21"/>
+          <w:szCs w:val="21"/>
+        </w:rPr>
         <w:t xml:space="preserve">, </w:t>
       </w:r>
       <w:proofErr w:type="spellStart"/>
@@ -158,29 +429,286 @@
           <w:sz w:val="21"/>
           <w:szCs w:val="21"/>
         </w:rPr>
-        <w:t>PySpark</w:t>
-      </w:r>
-      <w:proofErr w:type="spellEnd"/>
-      <w:r>
-        <w:rPr>
-          <w:sz w:val="21"/>
-          <w:szCs w:val="21"/>
-        </w:rPr>
-        <w:t>, ETL Pipelines, ELT Pipelines, Data Modeling, Web Scraping, API Integration</w:t>
-      </w:r>
-    </w:p>
-    <w:p>
-      <w:pPr>
-        <w:spacing w:after="60"/>
-      </w:pPr>
-      <w:r>
-        <w:rPr>
-          <w:b/>
-          <w:bCs/>
-          <w:sz w:val="21"/>
-          <w:szCs w:val="21"/>
-        </w:rPr>
-        <w:t xml:space="preserve">Machine Learning: </w:t>
+        <w:t>sacensus</w:t>
+      </w:r>
+      <w:proofErr w:type="spellEnd"/>
+      <w:r>
+        <w:rPr>
+          <w:sz w:val="21"/>
+          <w:szCs w:val="21"/>
+        </w:rPr>
+        <w:t xml:space="preserve">, </w:t>
+      </w:r>
+      <w:proofErr w:type="spellStart"/>
+      <w:r>
+        <w:rPr>
+          <w:sz w:val="21"/>
+          <w:szCs w:val="21"/>
+        </w:rPr>
+        <w:t>kenyacensus</w:t>
+      </w:r>
+      <w:proofErr w:type="spellEnd"/>
+      <w:r>
+        <w:rPr>
+          <w:sz w:val="21"/>
+          <w:szCs w:val="21"/>
+        </w:rPr>
+        <w:t>) for structured census data retrieval, cleaning, and visualization across 4-8 census years.</w:t>
+      </w:r>
+    </w:p>
+    <w:p>
+      <w:pPr>
+        <w:pStyle w:val="ListParagraph"/>
+        <w:numPr>
+          <w:ilvl w:val="0"/>
+          <w:numId w:val="1"/>
+        </w:numPr>
+        <w:spacing w:after="60"/>
+      </w:pPr>
+      <w:r>
+        <w:rPr>
+          <w:sz w:val="21"/>
+          <w:szCs w:val="21"/>
+        </w:rPr>
+        <w:t xml:space="preserve">Created interactive dashboards (R Shiny, </w:t>
+      </w:r>
+      <w:proofErr w:type="spellStart"/>
+      <w:r>
+        <w:rPr>
+          <w:sz w:val="21"/>
+          <w:szCs w:val="21"/>
+        </w:rPr>
+        <w:t>Streamlit</w:t>
+      </w:r>
+      <w:proofErr w:type="spellEnd"/>
+      <w:r>
+        <w:rPr>
+          <w:sz w:val="21"/>
+          <w:szCs w:val="21"/>
+        </w:rPr>
+        <w:t>, Flutter) with real-time data feeds, responsive dark-theme UIs, and one-click CSV exports.</w:t>
+      </w:r>
+    </w:p>
+    <w:p>
+      <w:pPr>
+        <w:pStyle w:val="ListParagraph"/>
+        <w:numPr>
+          <w:ilvl w:val="0"/>
+          <w:numId w:val="1"/>
+        </w:numPr>
+        <w:spacing w:after="60"/>
+      </w:pPr>
+      <w:r>
+        <w:rPr>
+          <w:sz w:val="21"/>
+          <w:szCs w:val="21"/>
+        </w:rPr>
+        <w:t xml:space="preserve">Implemented data quality frameworks with runtime validators, </w:t>
+      </w:r>
+      <w:proofErr w:type="spellStart"/>
+      <w:r>
+        <w:rPr>
+          <w:sz w:val="21"/>
+          <w:szCs w:val="21"/>
+        </w:rPr>
+        <w:t>dbt</w:t>
+      </w:r>
+      <w:proofErr w:type="spellEnd"/>
+      <w:r>
+        <w:rPr>
+          <w:sz w:val="21"/>
+          <w:szCs w:val="21"/>
+        </w:rPr>
+        <w:t xml:space="preserve"> tests, and structured JSON logging for business-critical pipelines.</w:t>
+      </w:r>
+    </w:p>
+    <w:p>
+      <w:pPr>
+        <w:tabs>
+          <w:tab w:val="right" w:pos="9360"/>
+        </w:tabs>
+        <w:spacing w:before="160" w:after="40"/>
+      </w:pPr>
+      <w:r>
+        <w:rPr>
+          <w:b/>
+          <w:bCs/>
+          <w:sz w:val="22"/>
+          <w:szCs w:val="22"/>
+        </w:rPr>
+        <w:t xml:space="preserve">Technical </w:t>
+      </w:r>
+      <w:proofErr w:type="gramStart"/>
+      <w:r>
+        <w:rPr>
+          <w:b/>
+          <w:bCs/>
+          <w:sz w:val="22"/>
+          <w:szCs w:val="22"/>
+        </w:rPr>
+        <w:t>Trainer</w:t>
+      </w:r>
+      <w:r>
+        <w:rPr>
+          <w:sz w:val="22"/>
+          <w:szCs w:val="22"/>
+        </w:rPr>
+        <w:t xml:space="preserve">  —</w:t>
+      </w:r>
+      <w:proofErr w:type="gramEnd"/>
+      <w:r>
+        <w:rPr>
+          <w:sz w:val="22"/>
+          <w:szCs w:val="22"/>
+        </w:rPr>
+        <w:t xml:space="preserve">  Freelance</w:t>
+      </w:r>
+      <w:r>
+        <w:rPr>
+          <w:i/>
+          <w:iCs/>
+          <w:sz w:val="21"/>
+          <w:szCs w:val="21"/>
+        </w:rPr>
+        <w:tab/>
+        <w:t>2019 – Present</w:t>
+      </w:r>
+    </w:p>
+    <w:p>
+      <w:pPr>
+        <w:pStyle w:val="ListParagraph"/>
+        <w:numPr>
+          <w:ilvl w:val="0"/>
+          <w:numId w:val="1"/>
+        </w:numPr>
+        <w:spacing w:after="60"/>
+      </w:pPr>
+      <w:r>
+        <w:rPr>
+          <w:sz w:val="21"/>
+          <w:szCs w:val="21"/>
+        </w:rPr>
+        <w:t>Worked with 100+ students and professionals.</w:t>
+      </w:r>
+    </w:p>
+    <w:p>
+      <w:pPr>
+        <w:pStyle w:val="ListParagraph"/>
+        <w:numPr>
+          <w:ilvl w:val="0"/>
+          <w:numId w:val="1"/>
+        </w:numPr>
+        <w:spacing w:after="60"/>
+      </w:pPr>
+      <w:r>
+        <w:rPr>
+          <w:sz w:val="21"/>
+          <w:szCs w:val="21"/>
+        </w:rPr>
+        <w:t>Taught data analysis, R, Python, API design, and production best practices to over 100 students and professionals.</w:t>
+      </w:r>
+    </w:p>
+    <w:p>
+      <w:pPr>
+        <w:pStyle w:val="ListParagraph"/>
+        <w:numPr>
+          <w:ilvl w:val="0"/>
+          <w:numId w:val="1"/>
+        </w:numPr>
+        <w:spacing w:after="60"/>
+      </w:pPr>
+      <w:r>
+        <w:rPr>
+          <w:sz w:val="21"/>
+          <w:szCs w:val="21"/>
+        </w:rPr>
+        <w:t>Developed curriculum on ETL orchestration, reproducible research, dashboard development, and structured system design.</w:t>
+      </w:r>
+    </w:p>
+    <w:p>
+      <w:pPr>
+        <w:pStyle w:val="ListParagraph"/>
+        <w:numPr>
+          <w:ilvl w:val="0"/>
+          <w:numId w:val="1"/>
+        </w:numPr>
+        <w:spacing w:after="60"/>
+      </w:pPr>
+      <w:r>
+        <w:rPr>
+          <w:sz w:val="21"/>
+          <w:szCs w:val="21"/>
+        </w:rPr>
+        <w:t>Mentored learners on building portfolio projects, deploying to production, and writing clean, maintainable code.</w:t>
+      </w:r>
+    </w:p>
+    <w:p>
+      <w:pPr>
+        <w:tabs>
+          <w:tab w:val="right" w:pos="9360"/>
+        </w:tabs>
+        <w:spacing w:before="160" w:after="40"/>
+      </w:pPr>
+      <w:r>
+        <w:rPr>
+          <w:b/>
+          <w:bCs/>
+          <w:sz w:val="22"/>
+          <w:szCs w:val="22"/>
+        </w:rPr>
+        <w:t xml:space="preserve">Published </w:t>
+      </w:r>
+      <w:proofErr w:type="gramStart"/>
+      <w:r>
+        <w:rPr>
+          <w:b/>
+          <w:bCs/>
+          <w:sz w:val="22"/>
+          <w:szCs w:val="22"/>
+        </w:rPr>
+        <w:t>Author</w:t>
+      </w:r>
+      <w:r>
+        <w:rPr>
+          <w:sz w:val="22"/>
+          <w:szCs w:val="22"/>
+        </w:rPr>
+        <w:t xml:space="preserve">  —</w:t>
+      </w:r>
+      <w:proofErr w:type="gramEnd"/>
+      <w:r>
+        <w:rPr>
+          <w:sz w:val="22"/>
+          <w:szCs w:val="22"/>
+        </w:rPr>
+        <w:t xml:space="preserve">  "Production Data Science with R" — Self-Published</w:t>
+      </w:r>
+      <w:r>
+        <w:rPr>
+          <w:i/>
+          <w:iCs/>
+          <w:sz w:val="21"/>
+          <w:szCs w:val="21"/>
+        </w:rPr>
+        <w:tab/>
+        <w:t>2024 – 2026</w:t>
+      </w:r>
+    </w:p>
+    <w:p>
+      <w:pPr>
+        <w:pStyle w:val="ListParagraph"/>
+        <w:numPr>
+          <w:ilvl w:val="0"/>
+          <w:numId w:val="1"/>
+        </w:numPr>
+        <w:spacing w:after="60"/>
+      </w:pPr>
+      <w:r>
+        <w:rPr>
+          <w:sz w:val="21"/>
+          <w:szCs w:val="21"/>
+        </w:rPr>
+        <w:t>Authored an 8-chapter comprehensive guide covering end-to-end ML pipelines (</w:t>
       </w:r>
       <w:proofErr w:type="spellStart"/>
       <w:r>
@@ -212,28 +740,7 @@
           <w:sz w:val="21"/>
           <w:szCs w:val="21"/>
         </w:rPr>
-        <w:t>, Prophet, K-Means, RFM Analysis, Markov Chains, Isolation Forests, Risk Scoring</w:t>
-      </w:r>
-    </w:p>
-    <w:p>
-      <w:pPr>
-        <w:spacing w:after="60"/>
-      </w:pPr>
-      <w:r>
-        <w:rPr>
-          <w:b/>
-          <w:bCs/>
-          <w:sz w:val="21"/>
-          <w:szCs w:val="21"/>
-        </w:rPr>
-        <w:t xml:space="preserve">Visualization: </w:t>
-      </w:r>
-      <w:r>
-        <w:rPr>
-          <w:sz w:val="21"/>
-          <w:szCs w:val="21"/>
-        </w:rPr>
-        <w:t xml:space="preserve">R Shiny, ggplot2, </w:t>
+        <w:t xml:space="preserve">), interactive dashboards (Shiny, </w:t>
       </w:r>
       <w:proofErr w:type="spellStart"/>
       <w:r>
@@ -249,104 +756,24 @@
           <w:sz w:val="21"/>
           <w:szCs w:val="21"/>
         </w:rPr>
-        <w:t xml:space="preserve">, </w:t>
-      </w:r>
-      <w:proofErr w:type="spellStart"/>
-      <w:r>
-        <w:rPr>
-          <w:sz w:val="21"/>
-          <w:szCs w:val="21"/>
-        </w:rPr>
-        <w:t>shinydashboard</w:t>
-      </w:r>
-      <w:proofErr w:type="spellEnd"/>
-      <w:r>
-        <w:rPr>
-          <w:sz w:val="21"/>
-          <w:szCs w:val="21"/>
-        </w:rPr>
-        <w:t xml:space="preserve">, DT </w:t>
-      </w:r>
-      <w:proofErr w:type="spellStart"/>
-      <w:r>
-        <w:rPr>
-          <w:sz w:val="21"/>
-          <w:szCs w:val="21"/>
-        </w:rPr>
-        <w:t>DataTables</w:t>
-      </w:r>
-      <w:proofErr w:type="spellEnd"/>
-    </w:p>
-    <w:p>
-      <w:pPr>
-        <w:spacing w:after="60"/>
-      </w:pPr>
-      <w:r>
-        <w:rPr>
-          <w:b/>
-          <w:bCs/>
-          <w:sz w:val="21"/>
-          <w:szCs w:val="21"/>
-        </w:rPr>
-        <w:t xml:space="preserve">Databases: </w:t>
-      </w:r>
-      <w:r>
-        <w:rPr>
-          <w:sz w:val="21"/>
-          <w:szCs w:val="21"/>
-        </w:rPr>
-        <w:t xml:space="preserve">PostgreSQL, Snowflake, SQLite, Redis, </w:t>
-      </w:r>
-      <w:proofErr w:type="spellStart"/>
-      <w:r>
-        <w:rPr>
-          <w:sz w:val="21"/>
-          <w:szCs w:val="21"/>
-        </w:rPr>
-        <w:t>BigQuery</w:t>
-      </w:r>
-      <w:proofErr w:type="spellEnd"/>
-    </w:p>
-    <w:p>
-      <w:pPr>
-        <w:spacing w:after="60"/>
-      </w:pPr>
-      <w:r>
-        <w:rPr>
-          <w:b/>
-          <w:bCs/>
-          <w:sz w:val="21"/>
-          <w:szCs w:val="21"/>
-        </w:rPr>
-        <w:t xml:space="preserve">DevOps: </w:t>
-      </w:r>
-      <w:r>
-        <w:rPr>
-          <w:sz w:val="21"/>
-          <w:szCs w:val="21"/>
-        </w:rPr>
-        <w:t>Docker, Docker Compose, GitHub Actions, Git, GitHub, pre-commit, Nginx, Plumber APIs, Fly.io</w:t>
-      </w:r>
-    </w:p>
-    <w:p>
-      <w:pPr>
-        <w:spacing w:after="60"/>
-      </w:pPr>
-      <w:r>
-        <w:rPr>
-          <w:b/>
-          <w:bCs/>
-          <w:sz w:val="21"/>
-          <w:szCs w:val="21"/>
-        </w:rPr>
-        <w:t xml:space="preserve">Statistics: </w:t>
-      </w:r>
-      <w:r>
-        <w:rPr>
-          <w:sz w:val="21"/>
-          <w:szCs w:val="21"/>
-        </w:rPr>
-        <w:t>A/B Testing, Sequential Testing, Bayesian Methods, Statistical Modeling, Actuarial Methods</w:t>
+        <w:t>), automated ETL (targets), real-time fraud detection (Redis, isolation forests), and A/B testing frameworks.</w:t>
+      </w:r>
+    </w:p>
+    <w:p>
+      <w:pPr>
+        <w:pStyle w:val="ListParagraph"/>
+        <w:numPr>
+          <w:ilvl w:val="0"/>
+          <w:numId w:val="1"/>
+        </w:numPr>
+        <w:spacing w:after="60"/>
+      </w:pPr>
+      <w:r>
+        <w:rPr>
+          <w:sz w:val="21"/>
+          <w:szCs w:val="21"/>
+        </w:rPr>
+        <w:t>Every chapter follows production best practices: reproducibility, scalability, observability, and safety.</w:t>
       </w:r>
     </w:p>
     <w:p>
@@ -365,49 +792,79 @@
           <w:sz w:val="22"/>
           <w:szCs w:val="22"/>
         </w:rPr>
-        <w:t>Professional Experience</w:t>
-      </w:r>
-    </w:p>
-    <w:p>
-      <w:pPr>
-        <w:tabs>
-          <w:tab w:val="right" w:pos="9360"/>
-        </w:tabs>
-        <w:spacing w:before="160" w:after="40"/>
-      </w:pPr>
-      <w:r>
-        <w:rPr>
-          <w:b/>
-          <w:bCs/>
-          <w:sz w:val="22"/>
-          <w:szCs w:val="22"/>
-        </w:rPr>
-        <w:t>Freelance Data Engineer and Consultant</w:t>
-      </w:r>
-      <w:r>
-        <w:rPr>
-          <w:sz w:val="22"/>
-          <w:szCs w:val="22"/>
-        </w:rPr>
-        <w:t xml:space="preserve">  —  Self-Employed</w:t>
-      </w:r>
-      <w:r>
-        <w:rPr>
-          <w:i/>
-          <w:iCs/>
-          <w:sz w:val="21"/>
-          <w:szCs w:val="21"/>
-        </w:rPr>
-        <w:tab/>
-        <w:t>2019 – Present</w:t>
-      </w:r>
+        <w:t>Selected Projects</w:t>
+      </w:r>
+    </w:p>
+    <w:p>
+      <w:pPr>
+        <w:spacing w:before="160" w:after="20"/>
+      </w:pPr>
+      <w:r>
+        <w:rPr>
+          <w:b/>
+          <w:bCs/>
+          <w:sz w:val="22"/>
+          <w:szCs w:val="22"/>
+        </w:rPr>
+        <w:t xml:space="preserve">Loss Reserving </w:t>
+      </w:r>
+      <w:proofErr w:type="gramStart"/>
+      <w:r>
+        <w:rPr>
+          <w:b/>
+          <w:bCs/>
+          <w:sz w:val="22"/>
+          <w:szCs w:val="22"/>
+        </w:rPr>
+        <w:t>Workbench</w:t>
+      </w:r>
+      <w:r>
+        <w:rPr>
+          <w:i/>
+          <w:iCs/>
+        </w:rPr>
+        <w:t xml:space="preserve">  —</w:t>
+      </w:r>
+      <w:proofErr w:type="gramEnd"/>
+      <w:r>
+        <w:rPr>
+          <w:i/>
+          <w:iCs/>
+        </w:rPr>
+        <w:t xml:space="preserve">  Python, </w:t>
+      </w:r>
+      <w:proofErr w:type="spellStart"/>
+      <w:r>
+        <w:rPr>
+          <w:i/>
+          <w:iCs/>
+        </w:rPr>
+        <w:t>Streamlit</w:t>
+      </w:r>
+      <w:proofErr w:type="spellEnd"/>
+      <w:r>
+        <w:rPr>
+          <w:i/>
+          <w:iCs/>
+        </w:rPr>
+        <w:t xml:space="preserve">, </w:t>
+      </w:r>
+      <w:proofErr w:type="spellStart"/>
+      <w:r>
+        <w:rPr>
+          <w:i/>
+          <w:iCs/>
+        </w:rPr>
+        <w:t>SQLAlchemy</w:t>
+      </w:r>
+      <w:proofErr w:type="spellEnd"/>
     </w:p>
     <w:p>
       <w:pPr>
         <w:pStyle w:val="ListParagraph"/>
         <w:numPr>
           <w:ilvl w:val="0"/>
-          <w:numId w:val="2"/>
+          <w:numId w:val="1"/>
         </w:numPr>
         <w:spacing w:after="60"/>
       </w:pPr>
@@ -416,39 +873,23 @@
           <w:sz w:val="21"/>
           <w:szCs w:val="21"/>
         </w:rPr>
-        <w:t xml:space="preserve">Architected production ETL platforms ingesting multi-source sales, customer, and product data using Apache Airflow, </w:t>
-      </w:r>
-      <w:proofErr w:type="spellStart"/>
-      <w:r>
-        <w:rPr>
-          <w:sz w:val="21"/>
-          <w:szCs w:val="21"/>
-        </w:rPr>
-        <w:t>dbt</w:t>
-      </w:r>
-      <w:proofErr w:type="spellEnd"/>
-      <w:r>
-        <w:rPr>
-          <w:sz w:val="21"/>
-          <w:szCs w:val="21"/>
-        </w:rPr>
-        <w:t xml:space="preserve">, and </w:t>
-      </w:r>
-      <w:proofErr w:type="spellStart"/>
-      <w:r>
-        <w:rPr>
-          <w:sz w:val="21"/>
-          <w:szCs w:val="21"/>
-        </w:rPr>
-        <w:t>PySpark</w:t>
-      </w:r>
-      <w:proofErr w:type="spellEnd"/>
-      <w:r>
-        <w:rPr>
-          <w:sz w:val="21"/>
-          <w:szCs w:val="21"/>
-        </w:rPr>
-        <w:t xml:space="preserve"> with full data quality gates and CI/CD pipelines.</w:t>
+        <w:t xml:space="preserve">Production actuarial application with Chain Ladder, Mack (1993), ODP Bootstrap, </w:t>
+      </w:r>
+      <w:proofErr w:type="spellStart"/>
+      <w:r>
+        <w:rPr>
+          <w:sz w:val="21"/>
+          <w:szCs w:val="21"/>
+        </w:rPr>
+        <w:t>Bornhuetter</w:t>
+      </w:r>
+      <w:proofErr w:type="spellEnd"/>
+      <w:r>
+        <w:rPr>
+          <w:sz w:val="21"/>
+          <w:szCs w:val="21"/>
+        </w:rPr>
+        <w:t>-Ferguson, and Cape Cod methods.</w:t>
       </w:r>
     </w:p>
     <w:p>
@@ -456,7 +897,7 @@
         <w:pStyle w:val="ListParagraph"/>
         <w:numPr>
           <w:ilvl w:val="0"/>
-          <w:numId w:val="2"/>
+          <w:numId w:val="1"/>
         </w:numPr>
         <w:spacing w:after="60"/>
       </w:pPr>
@@ -465,15 +906,119 @@
           <w:sz w:val="21"/>
           <w:szCs w:val="21"/>
         </w:rPr>
-        <w:t>Built a real-time fraud detection system using Redis and isolation forests, processing high-velocity transactions.</w:t>
-      </w:r>
+        <w:t>Multi-step RBAC approval workflow with locked state transitions, full audit trails, Alembic schema management, and 38 automated tests.</w:t>
+      </w:r>
+    </w:p>
+    <w:p>
+      <w:pPr>
+        <w:spacing w:before="160" w:after="20"/>
+      </w:pPr>
+      <w:r>
+        <w:rPr>
+          <w:b/>
+          <w:bCs/>
+          <w:sz w:val="22"/>
+          <w:szCs w:val="22"/>
+        </w:rPr>
+        <w:t xml:space="preserve">Telematics Kenya — UBI Risk </w:t>
+      </w:r>
+      <w:proofErr w:type="gramStart"/>
+      <w:r>
+        <w:rPr>
+          <w:b/>
+          <w:bCs/>
+          <w:sz w:val="22"/>
+          <w:szCs w:val="22"/>
+        </w:rPr>
+        <w:t>Platform</w:t>
+      </w:r>
+      <w:r>
+        <w:rPr>
+          <w:i/>
+          <w:iCs/>
+        </w:rPr>
+        <w:t xml:space="preserve">  —</w:t>
+      </w:r>
+      <w:proofErr w:type="gramEnd"/>
+      <w:r>
+        <w:rPr>
+          <w:i/>
+          <w:iCs/>
+        </w:rPr>
+        <w:t xml:space="preserve">  R Plumber, Flutter, PostgreSQL, Docker</w:t>
+      </w:r>
+    </w:p>
+    <w:p>
+      <w:pPr>
+        <w:spacing w:after="40"/>
+      </w:pPr>
+      <w:r>
+        <w:rPr>
+          <w:i/>
+          <w:iCs/>
+          <w:sz w:val="19"/>
+          <w:szCs w:val="19"/>
+        </w:rPr>
+        <w:t>github.com/</w:t>
+      </w:r>
+      <w:proofErr w:type="spellStart"/>
+      <w:r>
+        <w:rPr>
+          <w:i/>
+          <w:iCs/>
+          <w:sz w:val="19"/>
+          <w:szCs w:val="19"/>
+        </w:rPr>
+        <w:t>musanyaks</w:t>
+      </w:r>
+      <w:proofErr w:type="spellEnd"/>
+      <w:r>
+        <w:rPr>
+          <w:i/>
+          <w:iCs/>
+          <w:sz w:val="19"/>
+          <w:szCs w:val="19"/>
+        </w:rPr>
+        <w:t>/telematics-risk-</w:t>
+      </w:r>
+      <w:proofErr w:type="gramStart"/>
+      <w:r>
+        <w:rPr>
+          <w:i/>
+          <w:iCs/>
+          <w:sz w:val="19"/>
+          <w:szCs w:val="19"/>
+        </w:rPr>
+        <w:t>app  |</w:t>
+      </w:r>
+      <w:proofErr w:type="gramEnd"/>
+      <w:r>
+        <w:rPr>
+          <w:i/>
+          <w:iCs/>
+          <w:sz w:val="19"/>
+          <w:szCs w:val="19"/>
+        </w:rPr>
+        <w:t xml:space="preserve">  telematics-risk-</w:t>
+      </w:r>
+      <w:proofErr w:type="spellStart"/>
+      <w:r>
+        <w:rPr>
+          <w:i/>
+          <w:iCs/>
+          <w:sz w:val="19"/>
+          <w:szCs w:val="19"/>
+        </w:rPr>
+        <w:t>app.fly.dev</w:t>
+      </w:r>
+      <w:proofErr w:type="spellEnd"/>
     </w:p>
     <w:p>
       <w:pPr>
         <w:pStyle w:val="ListParagraph"/>
         <w:numPr>
           <w:ilvl w:val="0"/>
-          <w:numId w:val="2"/>
+          <w:numId w:val="1"/>
         </w:numPr>
         <w:spacing w:after="60"/>
       </w:pPr>
@@ -482,23 +1027,7 @@
           <w:sz w:val="21"/>
           <w:szCs w:val="21"/>
         </w:rPr>
-        <w:t xml:space="preserve">Developed demand forecasting ensembles (Prophet plus </w:t>
-      </w:r>
-      <w:proofErr w:type="spellStart"/>
-      <w:r>
-        <w:rPr>
-          <w:sz w:val="21"/>
-          <w:szCs w:val="21"/>
-        </w:rPr>
-        <w:t>XGBoost</w:t>
-      </w:r>
-      <w:proofErr w:type="spellEnd"/>
-      <w:r>
-        <w:rPr>
-          <w:sz w:val="21"/>
-          <w:szCs w:val="21"/>
-        </w:rPr>
-        <w:t>) and Bayesian A/B testing frameworks for marketing analytics.</w:t>
+        <w:t>Full-stack usage-based insurance platform with a Flutter mobile app and a REST API backend (10+ endpoints) for risk scoring, driver profiles, and compliance.</w:t>
       </w:r>
     </w:p>
     <w:p>
@@ -506,7 +1035,7 @@
         <w:pStyle w:val="ListParagraph"/>
         <w:numPr>
           <w:ilvl w:val="0"/>
-          <w:numId w:val="2"/>
+          <w:numId w:val="1"/>
         </w:numPr>
         <w:spacing w:after="60"/>
       </w:pPr>
@@ -515,57 +1044,112 @@
           <w:sz w:val="21"/>
           <w:szCs w:val="21"/>
         </w:rPr>
-        <w:t xml:space="preserve">Deployed interactive dashboards (R Shiny, </w:t>
-      </w:r>
-      <w:proofErr w:type="spellStart"/>
-      <w:r>
-        <w:rPr>
-          <w:sz w:val="21"/>
-          <w:szCs w:val="21"/>
-        </w:rPr>
-        <w:t>Plotly</w:t>
-      </w:r>
-      <w:proofErr w:type="spellEnd"/>
-      <w:r>
-        <w:rPr>
-          <w:sz w:val="21"/>
-          <w:szCs w:val="21"/>
-        </w:rPr>
-        <w:t>) for clinical trial monitoring, sales analytics, and insurance marketplace platforms.</w:t>
-      </w:r>
-    </w:p>
-    <w:p>
-      <w:pPr>
-        <w:tabs>
-          <w:tab w:val="right" w:pos="9360"/>
-        </w:tabs>
-        <w:spacing w:before="160" w:after="40"/>
-      </w:pPr>
-      <w:r>
-        <w:rPr>
-          <w:b/>
-          <w:bCs/>
-          <w:sz w:val="22"/>
-          <w:szCs w:val="22"/>
-        </w:rPr>
-        <w:t>Technical Trainer</w:t>
-      </w:r>
-      <w:r>
-        <w:rPr>
-          <w:sz w:val="22"/>
-          <w:szCs w:val="22"/>
-        </w:rPr>
-        <w:t xml:space="preserve">  —  Various Institutions</w:t>
-      </w:r>
-      <w:r>
-        <w:rPr>
-          <w:i/>
-          <w:iCs/>
-          <w:sz w:val="21"/>
-          <w:szCs w:val="21"/>
-        </w:rPr>
-        <w:tab/>
-        <w:t>2019 – 2023</w:t>
+        <w:lastRenderedPageBreak/>
+        <w:t>Weighted ensemble model (Gini 0.41, AUC-ROC 0.73) with SHAP-like explanations. GDPR-compliant. Deployed on Fly.io.</w:t>
+      </w:r>
+    </w:p>
+    <w:p>
+      <w:pPr>
+        <w:spacing w:before="160" w:after="20"/>
+      </w:pPr>
+      <w:proofErr w:type="spellStart"/>
+      <w:r>
+        <w:rPr>
+          <w:b/>
+          <w:bCs/>
+          <w:sz w:val="22"/>
+          <w:szCs w:val="22"/>
+        </w:rPr>
+        <w:t>TrialView</w:t>
+      </w:r>
+      <w:proofErr w:type="spellEnd"/>
+      <w:r>
+        <w:rPr>
+          <w:b/>
+          <w:bCs/>
+          <w:sz w:val="22"/>
+          <w:szCs w:val="22"/>
+        </w:rPr>
+        <w:t xml:space="preserve"> Pro — Clinical Trial </w:t>
+      </w:r>
+      <w:proofErr w:type="gramStart"/>
+      <w:r>
+        <w:rPr>
+          <w:b/>
+          <w:bCs/>
+          <w:sz w:val="22"/>
+          <w:szCs w:val="22"/>
+        </w:rPr>
+        <w:t>Dashboard</w:t>
+      </w:r>
+      <w:r>
+        <w:rPr>
+          <w:i/>
+          <w:iCs/>
+        </w:rPr>
+        <w:t xml:space="preserve">  —</w:t>
+      </w:r>
+      <w:proofErr w:type="gramEnd"/>
+      <w:r>
+        <w:rPr>
+          <w:i/>
+          <w:iCs/>
+        </w:rPr>
+        <w:t xml:space="preserve">  R Shiny, Docker, SQLite</w:t>
+      </w:r>
+    </w:p>
+    <w:p>
+      <w:pPr>
+        <w:spacing w:after="40"/>
+      </w:pPr>
+      <w:r>
+        <w:rPr>
+          <w:i/>
+          <w:iCs/>
+          <w:sz w:val="19"/>
+          <w:szCs w:val="19"/>
+        </w:rPr>
+        <w:t>musanyaks.shinyapps.io/clinical-trial-</w:t>
+      </w:r>
+      <w:proofErr w:type="gramStart"/>
+      <w:r>
+        <w:rPr>
+          <w:i/>
+          <w:iCs/>
+          <w:sz w:val="19"/>
+          <w:szCs w:val="19"/>
+        </w:rPr>
+        <w:t>dashboard  |</w:t>
+      </w:r>
+      <w:proofErr w:type="gramEnd"/>
+      <w:r>
+        <w:rPr>
+          <w:i/>
+          <w:iCs/>
+          <w:sz w:val="19"/>
+          <w:szCs w:val="19"/>
+        </w:rPr>
+        <w:t xml:space="preserve">  github.com/</w:t>
+      </w:r>
+      <w:proofErr w:type="spellStart"/>
+      <w:r>
+        <w:rPr>
+          <w:i/>
+          <w:iCs/>
+          <w:sz w:val="19"/>
+          <w:szCs w:val="19"/>
+        </w:rPr>
+        <w:t>musanyaks</w:t>
+      </w:r>
+      <w:proofErr w:type="spellEnd"/>
+      <w:r>
+        <w:rPr>
+          <w:i/>
+          <w:iCs/>
+          <w:sz w:val="19"/>
+          <w:szCs w:val="19"/>
+        </w:rPr>
+        <w:t>/clinical-trial-dashboard</w:t>
       </w:r>
     </w:p>
     <w:p>
@@ -573,7 +1157,7 @@
         <w:pStyle w:val="ListParagraph"/>
         <w:numPr>
           <w:ilvl w:val="0"/>
-          <w:numId w:val="2"/>
+          <w:numId w:val="1"/>
         </w:numPr>
         <w:spacing w:after="60"/>
       </w:pPr>
@@ -582,7 +1166,7 @@
           <w:sz w:val="21"/>
           <w:szCs w:val="21"/>
         </w:rPr>
-        <w:t>Designed and delivered data analysis, R, and Python curricula to 100+ students and professionals.</w:t>
+        <w:t>Phase II diabetes monitoring system with multi-step RBAC workflow (Investigator to Monitor to Admin), AE/SAE safety tracking, and a full SQLite audit trail.</w:t>
       </w:r>
     </w:p>
     <w:p>
@@ -590,7 +1174,7 @@
         <w:pStyle w:val="ListParagraph"/>
         <w:numPr>
           <w:ilvl w:val="0"/>
-          <w:numId w:val="2"/>
+          <w:numId w:val="1"/>
         </w:numPr>
         <w:spacing w:after="60"/>
       </w:pPr>
@@ -599,15 +1183,131 @@
           <w:sz w:val="21"/>
           <w:szCs w:val="21"/>
         </w:rPr>
-        <w:t>Taught production best practices: reproducibility, scalability, observability, and safety in data pipelines.</w:t>
-      </w:r>
+        <w:t>CDISC SDTM compliant, with CI/CD via GitHub Actions.</w:t>
+      </w:r>
+    </w:p>
+    <w:p>
+      <w:pPr>
+        <w:spacing w:before="160" w:after="20"/>
+      </w:pPr>
+      <w:r>
+        <w:rPr>
+          <w:b/>
+          <w:bCs/>
+          <w:sz w:val="22"/>
+          <w:szCs w:val="22"/>
+        </w:rPr>
+        <w:t xml:space="preserve">End-to-End Data Engineering </w:t>
+      </w:r>
+      <w:proofErr w:type="gramStart"/>
+      <w:r>
+        <w:rPr>
+          <w:b/>
+          <w:bCs/>
+          <w:sz w:val="22"/>
+          <w:szCs w:val="22"/>
+        </w:rPr>
+        <w:t>Pipeline</w:t>
+      </w:r>
+      <w:r>
+        <w:rPr>
+          <w:i/>
+          <w:iCs/>
+        </w:rPr>
+        <w:t xml:space="preserve">  —</w:t>
+      </w:r>
+      <w:proofErr w:type="gramEnd"/>
+      <w:r>
+        <w:rPr>
+          <w:i/>
+          <w:iCs/>
+        </w:rPr>
+        <w:t xml:space="preserve">  Airflow, </w:t>
+      </w:r>
+      <w:proofErr w:type="spellStart"/>
+      <w:r>
+        <w:rPr>
+          <w:i/>
+          <w:iCs/>
+        </w:rPr>
+        <w:t>PySpark</w:t>
+      </w:r>
+      <w:proofErr w:type="spellEnd"/>
+      <w:r>
+        <w:rPr>
+          <w:i/>
+          <w:iCs/>
+        </w:rPr>
+        <w:t xml:space="preserve">, </w:t>
+      </w:r>
+      <w:proofErr w:type="spellStart"/>
+      <w:r>
+        <w:rPr>
+          <w:i/>
+          <w:iCs/>
+        </w:rPr>
+        <w:t>dbt</w:t>
+      </w:r>
+      <w:proofErr w:type="spellEnd"/>
+      <w:r>
+        <w:rPr>
+          <w:i/>
+          <w:iCs/>
+        </w:rPr>
+        <w:t>, Snowflake</w:t>
+      </w:r>
+    </w:p>
+    <w:p>
+      <w:pPr>
+        <w:spacing w:after="40"/>
+      </w:pPr>
+      <w:r>
+        <w:rPr>
+          <w:i/>
+          <w:iCs/>
+          <w:sz w:val="19"/>
+          <w:szCs w:val="19"/>
+        </w:rPr>
+        <w:t>github.com/</w:t>
+      </w:r>
+      <w:proofErr w:type="spellStart"/>
+      <w:r>
+        <w:rPr>
+          <w:i/>
+          <w:iCs/>
+          <w:sz w:val="19"/>
+          <w:szCs w:val="19"/>
+        </w:rPr>
+        <w:t>musanyaks</w:t>
+      </w:r>
+      <w:proofErr w:type="spellEnd"/>
+      <w:r>
+        <w:rPr>
+          <w:i/>
+          <w:iCs/>
+          <w:sz w:val="19"/>
+          <w:szCs w:val="19"/>
+        </w:rPr>
+        <w:t>/</w:t>
+      </w:r>
+      <w:proofErr w:type="spellStart"/>
+      <w:r>
+        <w:rPr>
+          <w:i/>
+          <w:iCs/>
+          <w:sz w:val="19"/>
+          <w:szCs w:val="19"/>
+        </w:rPr>
+        <w:t>data_engineering_python_project</w:t>
+      </w:r>
+      <w:proofErr w:type="spellEnd"/>
     </w:p>
     <w:p>
       <w:pPr>
         <w:pStyle w:val="ListParagraph"/>
         <w:numPr>
           <w:ilvl w:val="0"/>
-          <w:numId w:val="2"/>
+          <w:numId w:val="1"/>
         </w:numPr>
         <w:spacing w:after="60"/>
       </w:pPr>
@@ -616,7 +1316,297 @@
           <w:sz w:val="21"/>
           <w:szCs w:val="21"/>
         </w:rPr>
-        <w:t>Developed hands-on workshops on ETL orchestration, statistical modeling, and dashboard development.</w:t>
+        <w:t>Production ETL/ELT platform with 3 Airflow DAGs, dual-mode Pandas/</w:t>
+      </w:r>
+      <w:proofErr w:type="spellStart"/>
+      <w:r>
+        <w:rPr>
+          <w:sz w:val="21"/>
+          <w:szCs w:val="21"/>
+        </w:rPr>
+        <w:t>PySpark</w:t>
+      </w:r>
+      <w:proofErr w:type="spellEnd"/>
+      <w:r>
+        <w:rPr>
+          <w:sz w:val="21"/>
+          <w:szCs w:val="21"/>
+        </w:rPr>
+        <w:t xml:space="preserve"> processing, </w:t>
+      </w:r>
+      <w:proofErr w:type="spellStart"/>
+      <w:r>
+        <w:rPr>
+          <w:sz w:val="21"/>
+          <w:szCs w:val="21"/>
+        </w:rPr>
+        <w:t>dbt</w:t>
+      </w:r>
+      <w:proofErr w:type="spellEnd"/>
+      <w:r>
+        <w:rPr>
+          <w:sz w:val="21"/>
+          <w:szCs w:val="21"/>
+        </w:rPr>
+        <w:t xml:space="preserve"> medallion architecture (6 marts), multi-source ingestion, and data quality gates.</w:t>
+      </w:r>
+    </w:p>
+    <w:p>
+      <w:pPr>
+        <w:pStyle w:val="ListParagraph"/>
+        <w:numPr>
+          <w:ilvl w:val="0"/>
+          <w:numId w:val="1"/>
+        </w:numPr>
+        <w:spacing w:after="60"/>
+      </w:pPr>
+      <w:r>
+        <w:rPr>
+          <w:sz w:val="21"/>
+          <w:szCs w:val="21"/>
+        </w:rPr>
+        <w:t>Docker Compose stack tuned for 16GB RAM.</w:t>
+      </w:r>
+    </w:p>
+    <w:p>
+      <w:pPr>
+        <w:spacing w:before="160" w:after="20"/>
+      </w:pPr>
+      <w:proofErr w:type="spellStart"/>
+      <w:r>
+        <w:rPr>
+          <w:b/>
+          <w:bCs/>
+          <w:sz w:val="22"/>
+          <w:szCs w:val="22"/>
+        </w:rPr>
+        <w:t>dq</w:t>
+      </w:r>
+      <w:proofErr w:type="spellEnd"/>
+      <w:r>
+        <w:rPr>
+          <w:b/>
+          <w:bCs/>
+          <w:sz w:val="22"/>
+          <w:szCs w:val="22"/>
+        </w:rPr>
+        <w:t>-</w:t>
+      </w:r>
+      <w:proofErr w:type="gramStart"/>
+      <w:r>
+        <w:rPr>
+          <w:b/>
+          <w:bCs/>
+          <w:sz w:val="22"/>
+          <w:szCs w:val="22"/>
+        </w:rPr>
+        <w:t>lite</w:t>
+      </w:r>
+      <w:r>
+        <w:rPr>
+          <w:i/>
+          <w:iCs/>
+        </w:rPr>
+        <w:t xml:space="preserve">  —</w:t>
+      </w:r>
+      <w:proofErr w:type="gramEnd"/>
+      <w:r>
+        <w:rPr>
+          <w:i/>
+          <w:iCs/>
+        </w:rPr>
+        <w:t xml:space="preserve">  Python Package, MIT License</w:t>
+      </w:r>
+    </w:p>
+    <w:p>
+      <w:pPr>
+        <w:spacing w:after="40"/>
+      </w:pPr>
+      <w:r>
+        <w:rPr>
+          <w:i/>
+          <w:iCs/>
+          <w:sz w:val="19"/>
+          <w:szCs w:val="19"/>
+        </w:rPr>
+        <w:t>github.com/</w:t>
+      </w:r>
+      <w:proofErr w:type="spellStart"/>
+      <w:r>
+        <w:rPr>
+          <w:i/>
+          <w:iCs/>
+          <w:sz w:val="19"/>
+          <w:szCs w:val="19"/>
+        </w:rPr>
+        <w:t>musanyaks</w:t>
+      </w:r>
+      <w:proofErr w:type="spellEnd"/>
+      <w:r>
+        <w:rPr>
+          <w:i/>
+          <w:iCs/>
+          <w:sz w:val="19"/>
+          <w:szCs w:val="19"/>
+        </w:rPr>
+        <w:t>/</w:t>
+      </w:r>
+      <w:proofErr w:type="spellStart"/>
+      <w:r>
+        <w:rPr>
+          <w:i/>
+          <w:iCs/>
+          <w:sz w:val="19"/>
+          <w:szCs w:val="19"/>
+        </w:rPr>
+        <w:t>dq</w:t>
+      </w:r>
+      <w:proofErr w:type="spellEnd"/>
+      <w:r>
+        <w:rPr>
+          <w:i/>
+          <w:iCs/>
+          <w:sz w:val="19"/>
+          <w:szCs w:val="19"/>
+        </w:rPr>
+        <w:t>-lite</w:t>
+      </w:r>
+    </w:p>
+    <w:p>
+      <w:pPr>
+        <w:pStyle w:val="ListParagraph"/>
+        <w:numPr>
+          <w:ilvl w:val="0"/>
+          <w:numId w:val="1"/>
+        </w:numPr>
+        <w:spacing w:after="60"/>
+      </w:pPr>
+      <w:r>
+        <w:rPr>
+          <w:sz w:val="21"/>
+          <w:szCs w:val="21"/>
+        </w:rPr>
+        <w:t>Lightweight data quality validation library — 5 dependencies, approximately 3 seconds for 10 million rows.</w:t>
+      </w:r>
+    </w:p>
+    <w:p>
+      <w:pPr>
+        <w:pStyle w:val="ListParagraph"/>
+        <w:numPr>
+          <w:ilvl w:val="0"/>
+          <w:numId w:val="1"/>
+        </w:numPr>
+        <w:spacing w:after="60"/>
+      </w:pPr>
+      <w:r>
+        <w:rPr>
+          <w:sz w:val="21"/>
+          <w:szCs w:val="21"/>
+        </w:rPr>
+        <w:t>Pluggable expectations, custom check registration, and native GitHub Actions CI with PR annotations.</w:t>
+      </w:r>
+    </w:p>
+    <w:p>
+      <w:pPr>
+        <w:spacing w:before="160" w:after="20"/>
+      </w:pPr>
+      <w:r>
+        <w:rPr>
+          <w:b/>
+          <w:bCs/>
+          <w:sz w:val="22"/>
+          <w:szCs w:val="22"/>
+        </w:rPr>
+        <w:t xml:space="preserve">Intent Prediction Engine (Project </w:t>
+      </w:r>
+      <w:proofErr w:type="gramStart"/>
+      <w:r>
+        <w:rPr>
+          <w:b/>
+          <w:bCs/>
+          <w:sz w:val="22"/>
+          <w:szCs w:val="22"/>
+        </w:rPr>
+        <w:t>MERLIN)</w:t>
+      </w:r>
+      <w:r>
+        <w:rPr>
+          <w:i/>
+          <w:iCs/>
+        </w:rPr>
+        <w:t xml:space="preserve">  —</w:t>
+      </w:r>
+      <w:proofErr w:type="gramEnd"/>
+      <w:r>
+        <w:rPr>
+          <w:i/>
+          <w:iCs/>
+        </w:rPr>
+        <w:t xml:space="preserve">  Python, </w:t>
+      </w:r>
+      <w:proofErr w:type="spellStart"/>
+      <w:r>
+        <w:rPr>
+          <w:i/>
+          <w:iCs/>
+        </w:rPr>
+        <w:t>FastAPI</w:t>
+      </w:r>
+      <w:proofErr w:type="spellEnd"/>
+      <w:r>
+        <w:rPr>
+          <w:i/>
+          <w:iCs/>
+        </w:rPr>
+        <w:t>, ONNX</w:t>
+      </w:r>
+    </w:p>
+    <w:p>
+      <w:pPr>
+        <w:spacing w:after="40"/>
+      </w:pPr>
+      <w:r>
+        <w:rPr>
+          <w:i/>
+          <w:iCs/>
+          <w:sz w:val="19"/>
+          <w:szCs w:val="19"/>
+        </w:rPr>
+        <w:t>GitHub</w:t>
+      </w:r>
+    </w:p>
+    <w:p>
+      <w:pPr>
+        <w:pStyle w:val="ListParagraph"/>
+        <w:numPr>
+          <w:ilvl w:val="0"/>
+          <w:numId w:val="1"/>
+        </w:numPr>
+        <w:spacing w:after="60"/>
+      </w:pPr>
+      <w:r>
+        <w:rPr>
+          <w:sz w:val="21"/>
+          <w:szCs w:val="21"/>
+        </w:rPr>
+        <w:t>Real-time customer intent prediction API with a multi-task Transformer, feature retrieval (Redis/Feast), and dynamic discounting.</w:t>
+      </w:r>
+    </w:p>
+    <w:p>
+      <w:pPr>
+        <w:pStyle w:val="ListParagraph"/>
+        <w:numPr>
+          <w:ilvl w:val="0"/>
+          <w:numId w:val="1"/>
+        </w:numPr>
+        <w:spacing w:after="60"/>
+      </w:pPr>
+      <w:r>
+        <w:rPr>
+          <w:sz w:val="21"/>
+          <w:szCs w:val="21"/>
+        </w:rPr>
+        <w:t>Sub-200ms p99 latency.</w:t>
       </w:r>
     </w:p>
     <w:p>
@@ -635,247 +1625,351 @@
           <w:sz w:val="22"/>
           <w:szCs w:val="22"/>
         </w:rPr>
-        <w:t>Selected Projects</w:t>
-      </w:r>
-    </w:p>
-    <w:p>
-      <w:pPr>
-        <w:spacing w:before="160" w:after="40"/>
-      </w:pPr>
-      <w:r>
-        <w:rPr>
-          <w:b/>
-          <w:bCs/>
-          <w:sz w:val="22"/>
-          <w:szCs w:val="22"/>
-        </w:rPr>
-        <w:t>Telematics Kenya — UBI Risk Platform (Flutter, R, Docker, Fly.io)</w:t>
-      </w:r>
-      <w:r>
-        <w:rPr>
-          <w:i/>
-          <w:iCs/>
-        </w:rPr>
-        <w:t xml:space="preserve">  </w:t>
-      </w:r>
-    </w:p>
-    <w:p>
-      <w:pPr>
-        <w:pStyle w:val="ListParagraph"/>
-        <w:numPr>
-          <w:ilvl w:val="0"/>
-          <w:numId w:val="2"/>
-        </w:numPr>
-        <w:spacing w:after="60"/>
-      </w:pPr>
-      <w:r>
-        <w:rPr>
-          <w:sz w:val="21"/>
-          <w:szCs w:val="21"/>
-        </w:rPr>
-        <w:t>Full-stack usage-based insurance platform for the Kenyan motor insurance market with a Flutter mobile app (Telematics Kenya) and a web-based backend admin dashboard deployed on Fly.io.</w:t>
-      </w:r>
-    </w:p>
-    <w:p>
-      <w:pPr>
-        <w:pStyle w:val="ListParagraph"/>
-        <w:numPr>
-          <w:ilvl w:val="0"/>
-          <w:numId w:val="2"/>
-        </w:numPr>
-        <w:spacing w:after="60"/>
-      </w:pPr>
-      <w:r>
-        <w:rPr>
-          <w:sz w:val="21"/>
-          <w:szCs w:val="21"/>
-        </w:rPr>
-        <w:t>Flutter mobile app features real-time trip tracking, risk score gauge, fleet overview KPIs, and driver profile management.</w:t>
-      </w:r>
-    </w:p>
-    <w:p>
-      <w:pPr>
-        <w:pStyle w:val="ListParagraph"/>
-        <w:numPr>
-          <w:ilvl w:val="0"/>
-          <w:numId w:val="2"/>
-        </w:numPr>
-        <w:spacing w:after="60"/>
-      </w:pPr>
-      <w:r>
-        <w:rPr>
-          <w:sz w:val="21"/>
-          <w:szCs w:val="21"/>
-        </w:rPr>
-        <w:t>Web backend dashboard provides driver profiles, risk scoring, trip history with interactive maps, and model performance monitoring.</w:t>
-      </w:r>
-    </w:p>
-    <w:p>
-      <w:pPr>
-        <w:pStyle w:val="ListParagraph"/>
-        <w:numPr>
-          <w:ilvl w:val="0"/>
-          <w:numId w:val="2"/>
-        </w:numPr>
-        <w:spacing w:after="60"/>
-      </w:pPr>
-      <w:r>
-        <w:rPr>
-          <w:sz w:val="21"/>
-          <w:szCs w:val="21"/>
-        </w:rPr>
-        <w:t>Weighted ensemble risk model (Gini 0.41, AUC-ROC 0.73) with SHAP-like explanations and fairness audits across gender, age, and region.</w:t>
-      </w:r>
-    </w:p>
-    <w:p>
-      <w:pPr>
-        <w:pStyle w:val="ListParagraph"/>
-        <w:numPr>
-          <w:ilvl w:val="0"/>
-          <w:numId w:val="2"/>
-        </w:numPr>
-        <w:spacing w:after="60"/>
-      </w:pPr>
-      <w:r>
-        <w:rPr>
-          <w:sz w:val="21"/>
-          <w:szCs w:val="21"/>
-        </w:rPr>
-        <w:t>R Plumber REST API with 10+ endpoints; Docker Compose stack (Nginx, R API, PostgreSQL, Redis) with GDPR compliance controls.</w:t>
-      </w:r>
-    </w:p>
-    <w:p>
-      <w:pPr>
-        <w:spacing w:before="160" w:after="40"/>
-      </w:pPr>
-      <w:r>
-        <w:rPr>
-          <w:b/>
-          <w:bCs/>
-          <w:sz w:val="22"/>
-          <w:szCs w:val="22"/>
-        </w:rPr>
-        <w:t xml:space="preserve">Production ETL/ELT Data Platform (Python, Airflow, </w:t>
-      </w:r>
-      <w:proofErr w:type="spellStart"/>
-      <w:r>
-        <w:rPr>
-          <w:b/>
-          <w:bCs/>
-          <w:sz w:val="22"/>
-          <w:szCs w:val="22"/>
+        <w:t>Technical Skills</w:t>
+      </w:r>
+    </w:p>
+    <w:p>
+      <w:pPr>
+        <w:spacing w:after="60"/>
+      </w:pPr>
+      <w:r>
+        <w:rPr>
+          <w:b/>
+          <w:bCs/>
+          <w:sz w:val="21"/>
+          <w:szCs w:val="21"/>
+        </w:rPr>
+        <w:t xml:space="preserve">Languages: </w:t>
+      </w:r>
+      <w:r>
+        <w:rPr>
+          <w:sz w:val="21"/>
+          <w:szCs w:val="21"/>
+        </w:rPr>
+        <w:t>R (Expert), Python, SQL, Bash, HTML, CSS, Flutter, Dart</w:t>
+      </w:r>
+    </w:p>
+    <w:p>
+      <w:pPr>
+        <w:spacing w:after="60"/>
+      </w:pPr>
+      <w:r>
+        <w:rPr>
+          <w:b/>
+          <w:bCs/>
+          <w:sz w:val="21"/>
+          <w:szCs w:val="21"/>
+        </w:rPr>
+        <w:t xml:space="preserve">Data Engineering: </w:t>
+      </w:r>
+      <w:r>
+        <w:rPr>
+          <w:sz w:val="21"/>
+          <w:szCs w:val="21"/>
+        </w:rPr>
+        <w:t xml:space="preserve">ETL/ELT, Apache Airflow, </w:t>
+      </w:r>
+      <w:proofErr w:type="spellStart"/>
+      <w:r>
+        <w:rPr>
+          <w:sz w:val="21"/>
+          <w:szCs w:val="21"/>
+        </w:rPr>
+        <w:t>PySpark</w:t>
+      </w:r>
+      <w:proofErr w:type="spellEnd"/>
+      <w:r>
+        <w:rPr>
+          <w:sz w:val="21"/>
+          <w:szCs w:val="21"/>
+        </w:rPr>
+        <w:t xml:space="preserve">, </w:t>
+      </w:r>
+      <w:proofErr w:type="spellStart"/>
+      <w:r>
+        <w:rPr>
+          <w:sz w:val="21"/>
+          <w:szCs w:val="21"/>
         </w:rPr>
         <w:t>dbt</w:t>
       </w:r>
       <w:proofErr w:type="spellEnd"/>
       <w:r>
         <w:rPr>
-          <w:b/>
-          <w:bCs/>
-          <w:sz w:val="22"/>
-          <w:szCs w:val="22"/>
-        </w:rPr>
-        <w:t>)</w:t>
-      </w:r>
-    </w:p>
-    <w:p>
-      <w:pPr>
-        <w:pStyle w:val="ListParagraph"/>
-        <w:numPr>
-          <w:ilvl w:val="0"/>
-          <w:numId w:val="2"/>
-        </w:numPr>
-        <w:spacing w:after="60"/>
-      </w:pPr>
-      <w:r>
-        <w:rPr>
-          <w:sz w:val="21"/>
-          <w:szCs w:val="21"/>
-        </w:rPr>
-        <w:t xml:space="preserve">End-to-end data platform with 3 Airflow DAGs, </w:t>
-      </w:r>
-      <w:proofErr w:type="spellStart"/>
-      <w:r>
-        <w:rPr>
-          <w:sz w:val="21"/>
-          <w:szCs w:val="21"/>
-        </w:rPr>
-        <w:t>dbt</w:t>
-      </w:r>
-      <w:proofErr w:type="spellEnd"/>
-      <w:r>
-        <w:rPr>
-          <w:sz w:val="21"/>
-          <w:szCs w:val="21"/>
-        </w:rPr>
-        <w:t xml:space="preserve"> medallion architecture, and dual-mode processing using Pandas and </w:t>
-      </w:r>
-      <w:proofErr w:type="spellStart"/>
-      <w:r>
-        <w:rPr>
-          <w:sz w:val="21"/>
-          <w:szCs w:val="21"/>
-        </w:rPr>
-        <w:t>PySpark</w:t>
-      </w:r>
-      <w:proofErr w:type="spellEnd"/>
-      <w:r>
-        <w:rPr>
-          <w:sz w:val="21"/>
-          <w:szCs w:val="21"/>
-        </w:rPr>
-        <w:t>.</w:t>
-      </w:r>
-    </w:p>
-    <w:p>
-      <w:pPr>
-        <w:pStyle w:val="ListParagraph"/>
-        <w:numPr>
-          <w:ilvl w:val="0"/>
-          <w:numId w:val="2"/>
-        </w:numPr>
-        <w:spacing w:after="60"/>
-      </w:pPr>
-      <w:r>
-        <w:rPr>
-          <w:sz w:val="21"/>
-          <w:szCs w:val="21"/>
-        </w:rPr>
-        <w:lastRenderedPageBreak/>
-        <w:t xml:space="preserve">Multi-source ingestion (CSV, Snowflake, REST API) with runtime validators, </w:t>
-      </w:r>
-      <w:proofErr w:type="spellStart"/>
-      <w:r>
-        <w:rPr>
-          <w:sz w:val="21"/>
-          <w:szCs w:val="21"/>
-        </w:rPr>
-        <w:t>dbt</w:t>
-      </w:r>
-      <w:proofErr w:type="spellEnd"/>
-      <w:r>
-        <w:rPr>
-          <w:sz w:val="21"/>
-          <w:szCs w:val="21"/>
-        </w:rPr>
-        <w:t xml:space="preserve"> tests, and structured JSON logging.</w:t>
-      </w:r>
-    </w:p>
-    <w:p>
-      <w:pPr>
-        <w:pStyle w:val="ListParagraph"/>
-        <w:numPr>
-          <w:ilvl w:val="0"/>
-          <w:numId w:val="2"/>
-        </w:numPr>
-        <w:spacing w:after="60"/>
-      </w:pPr>
-      <w:r>
-        <w:rPr>
-          <w:sz w:val="21"/>
-          <w:szCs w:val="21"/>
-        </w:rPr>
-        <w:t xml:space="preserve">Docker Compose stack tuned for 16GB RAM with GitHub Actions CI/CD, pre-commit hooks, and </w:t>
+          <w:sz w:val="21"/>
+          <w:szCs w:val="21"/>
+        </w:rPr>
+        <w:t>, targets, Data Modeling, Data Quality, Web Scraping</w:t>
+      </w:r>
+    </w:p>
+    <w:p>
+      <w:pPr>
+        <w:spacing w:after="60"/>
+      </w:pPr>
+      <w:r>
+        <w:rPr>
+          <w:b/>
+          <w:bCs/>
+          <w:sz w:val="21"/>
+          <w:szCs w:val="21"/>
+        </w:rPr>
+        <w:t xml:space="preserve">APIs and Backend: </w:t>
+      </w:r>
+      <w:r>
+        <w:rPr>
+          <w:sz w:val="21"/>
+          <w:szCs w:val="21"/>
+        </w:rPr>
+        <w:t xml:space="preserve">REST API Design, Plumber (R), </w:t>
+      </w:r>
+      <w:proofErr w:type="spellStart"/>
+      <w:r>
+        <w:rPr>
+          <w:sz w:val="21"/>
+          <w:szCs w:val="21"/>
+        </w:rPr>
+        <w:t>FastAPI</w:t>
+      </w:r>
+      <w:proofErr w:type="spellEnd"/>
+      <w:r>
+        <w:rPr>
+          <w:sz w:val="21"/>
+          <w:szCs w:val="21"/>
+        </w:rPr>
+        <w:t xml:space="preserve">, </w:t>
+      </w:r>
+      <w:proofErr w:type="spellStart"/>
+      <w:r>
+        <w:rPr>
+          <w:sz w:val="21"/>
+          <w:szCs w:val="21"/>
+        </w:rPr>
+        <w:t>Pydantic</w:t>
+      </w:r>
+      <w:proofErr w:type="spellEnd"/>
+      <w:r>
+        <w:rPr>
+          <w:sz w:val="21"/>
+          <w:szCs w:val="21"/>
+        </w:rPr>
+        <w:t>, Nginx, API Authentication</w:t>
+      </w:r>
+    </w:p>
+    <w:p>
+      <w:pPr>
+        <w:spacing w:after="60"/>
+      </w:pPr>
+      <w:r>
+        <w:rPr>
+          <w:b/>
+          <w:bCs/>
+          <w:sz w:val="21"/>
+          <w:szCs w:val="21"/>
+        </w:rPr>
+        <w:t xml:space="preserve">Databases: </w:t>
+      </w:r>
+      <w:r>
+        <w:rPr>
+          <w:sz w:val="21"/>
+          <w:szCs w:val="21"/>
+        </w:rPr>
+        <w:t xml:space="preserve">PostgreSQL, Snowflake, SQLite, Redis, </w:t>
+      </w:r>
+      <w:proofErr w:type="spellStart"/>
+      <w:r>
+        <w:rPr>
+          <w:sz w:val="21"/>
+          <w:szCs w:val="21"/>
+        </w:rPr>
+        <w:t>BigQuery</w:t>
+      </w:r>
+      <w:proofErr w:type="spellEnd"/>
+    </w:p>
+    <w:p>
+      <w:pPr>
+        <w:spacing w:after="60"/>
+      </w:pPr>
+      <w:r>
+        <w:rPr>
+          <w:b/>
+          <w:bCs/>
+          <w:sz w:val="21"/>
+          <w:szCs w:val="21"/>
+        </w:rPr>
+        <w:t xml:space="preserve">Machine Learning and Analytics: </w:t>
+      </w:r>
+      <w:proofErr w:type="spellStart"/>
+      <w:r>
+        <w:rPr>
+          <w:sz w:val="21"/>
+          <w:szCs w:val="21"/>
+        </w:rPr>
+        <w:t>tidymodels</w:t>
+      </w:r>
+      <w:proofErr w:type="spellEnd"/>
+      <w:r>
+        <w:rPr>
+          <w:sz w:val="21"/>
+          <w:szCs w:val="21"/>
+        </w:rPr>
+        <w:t xml:space="preserve">, </w:t>
+      </w:r>
+      <w:proofErr w:type="spellStart"/>
+      <w:r>
+        <w:rPr>
+          <w:sz w:val="21"/>
+          <w:szCs w:val="21"/>
+        </w:rPr>
+        <w:t>XGBoost</w:t>
+      </w:r>
+      <w:proofErr w:type="spellEnd"/>
+      <w:r>
+        <w:rPr>
+          <w:sz w:val="21"/>
+          <w:szCs w:val="21"/>
+        </w:rPr>
+        <w:t>, Prophet, K-Means, RFM Analysis, Markov Chains, Isolation Forests, Risk Scoring</w:t>
+      </w:r>
+    </w:p>
+    <w:p>
+      <w:pPr>
+        <w:spacing w:after="60"/>
+      </w:pPr>
+      <w:r>
+        <w:rPr>
+          <w:b/>
+          <w:bCs/>
+          <w:sz w:val="21"/>
+          <w:szCs w:val="21"/>
+        </w:rPr>
+        <w:t xml:space="preserve">Dashboards and Visualization: </w:t>
+      </w:r>
+      <w:r>
+        <w:rPr>
+          <w:sz w:val="21"/>
+          <w:szCs w:val="21"/>
+        </w:rPr>
+        <w:t xml:space="preserve">R Shiny, </w:t>
+      </w:r>
+      <w:proofErr w:type="spellStart"/>
+      <w:r>
+        <w:rPr>
+          <w:sz w:val="21"/>
+          <w:szCs w:val="21"/>
+        </w:rPr>
+        <w:t>Streamlit</w:t>
+      </w:r>
+      <w:proofErr w:type="spellEnd"/>
+      <w:r>
+        <w:rPr>
+          <w:sz w:val="21"/>
+          <w:szCs w:val="21"/>
+        </w:rPr>
+        <w:t xml:space="preserve">, </w:t>
+      </w:r>
+      <w:proofErr w:type="spellStart"/>
+      <w:r>
+        <w:rPr>
+          <w:sz w:val="21"/>
+          <w:szCs w:val="21"/>
+        </w:rPr>
+        <w:t>Plotly</w:t>
+      </w:r>
+      <w:proofErr w:type="spellEnd"/>
+      <w:r>
+        <w:rPr>
+          <w:sz w:val="21"/>
+          <w:szCs w:val="21"/>
+        </w:rPr>
+        <w:t xml:space="preserve">, ggplot2, </w:t>
+      </w:r>
+      <w:proofErr w:type="spellStart"/>
+      <w:r>
+        <w:rPr>
+          <w:sz w:val="21"/>
+          <w:szCs w:val="21"/>
+        </w:rPr>
+        <w:t>bslib</w:t>
+      </w:r>
+      <w:proofErr w:type="spellEnd"/>
+      <w:r>
+        <w:rPr>
+          <w:sz w:val="21"/>
+          <w:szCs w:val="21"/>
+        </w:rPr>
+        <w:t xml:space="preserve">, </w:t>
+      </w:r>
+      <w:proofErr w:type="spellStart"/>
+      <w:r>
+        <w:rPr>
+          <w:sz w:val="21"/>
+          <w:szCs w:val="21"/>
+        </w:rPr>
+        <w:t>shinydashboard</w:t>
+      </w:r>
+      <w:proofErr w:type="spellEnd"/>
+      <w:r>
+        <w:rPr>
+          <w:sz w:val="21"/>
+          <w:szCs w:val="21"/>
+        </w:rPr>
+        <w:t>, DT</w:t>
+      </w:r>
+    </w:p>
+    <w:p>
+      <w:pPr>
+        <w:spacing w:after="60"/>
+      </w:pPr>
+      <w:r>
+        <w:rPr>
+          <w:b/>
+          <w:bCs/>
+          <w:sz w:val="21"/>
+          <w:szCs w:val="21"/>
+        </w:rPr>
+        <w:t xml:space="preserve">DevOps and Deployment: </w:t>
+      </w:r>
+      <w:r>
+        <w:rPr>
+          <w:sz w:val="21"/>
+          <w:szCs w:val="21"/>
+        </w:rPr>
+        <w:t>Docker, Docker Compose, GitHub Actions, Shinyapps.io, Fly.io, Git, pre-commit</w:t>
+      </w:r>
+    </w:p>
+    <w:p>
+      <w:pPr>
+        <w:spacing w:after="60"/>
+      </w:pPr>
+      <w:r>
+        <w:rPr>
+          <w:b/>
+          <w:bCs/>
+          <w:sz w:val="21"/>
+          <w:szCs w:val="21"/>
+        </w:rPr>
+        <w:t xml:space="preserve">Cloud and Infrastructure: </w:t>
+      </w:r>
+      <w:r>
+        <w:rPr>
+          <w:sz w:val="21"/>
+          <w:szCs w:val="21"/>
+        </w:rPr>
+        <w:t>Terraform, AWS (Learning), Kubernetes (Learning)</w:t>
+      </w:r>
+    </w:p>
+    <w:p>
+      <w:pPr>
+        <w:spacing w:after="60"/>
+      </w:pPr>
+      <w:r>
+        <w:rPr>
+          <w:b/>
+          <w:bCs/>
+          <w:sz w:val="21"/>
+          <w:szCs w:val="21"/>
+        </w:rPr>
+        <w:t xml:space="preserve">Testing: </w:t>
       </w:r>
       <w:proofErr w:type="spellStart"/>
       <w:r>
@@ -891,195 +1985,49 @@
           <w:sz w:val="21"/>
           <w:szCs w:val="21"/>
         </w:rPr>
-        <w:t xml:space="preserve"> test matrix.</w:t>
-      </w:r>
-    </w:p>
-    <w:p>
-      <w:pPr>
-        <w:spacing w:before="160" w:after="40"/>
-      </w:pPr>
-      <w:r>
-        <w:rPr>
-          <w:b/>
-          <w:bCs/>
-          <w:sz w:val="22"/>
-          <w:szCs w:val="22"/>
-        </w:rPr>
-        <w:t>Clinical Trial Monitoring Dashboard (R Shiny, Docker)</w:t>
-      </w:r>
-    </w:p>
-    <w:p>
-      <w:pPr>
-        <w:pStyle w:val="ListParagraph"/>
-        <w:numPr>
-          <w:ilvl w:val="0"/>
-          <w:numId w:val="2"/>
-        </w:numPr>
-        <w:spacing w:after="60"/>
-      </w:pPr>
-      <w:r>
-        <w:rPr>
-          <w:sz w:val="21"/>
-          <w:szCs w:val="21"/>
-        </w:rPr>
-        <w:t>Phase II diabetes trial system with CDISC SDTM compliance, role-based access control across 3 roles, adverse event and serious adverse event tracking, and audit logging.</w:t>
-      </w:r>
-    </w:p>
-    <w:p>
-      <w:pPr>
-        <w:pStyle w:val="ListParagraph"/>
-        <w:numPr>
-          <w:ilvl w:val="0"/>
-          <w:numId w:val="2"/>
-        </w:numPr>
-        <w:spacing w:after="60"/>
-      </w:pPr>
-      <w:r>
-        <w:rPr>
-          <w:sz w:val="21"/>
-          <w:szCs w:val="21"/>
-        </w:rPr>
-        <w:t>Deployed via Docker and Shinyapps.io with GitHub Actions CI/CD pipeline for linting and data integrity tests.</w:t>
-      </w:r>
-    </w:p>
-    <w:p>
-      <w:pPr>
-        <w:spacing w:before="160" w:after="40"/>
-      </w:pPr>
-      <w:r>
-        <w:rPr>
-          <w:b/>
-          <w:bCs/>
-          <w:sz w:val="22"/>
-          <w:szCs w:val="22"/>
-        </w:rPr>
-        <w:t>Kenya Insurance Marketplace Platform (R Shiny)</w:t>
-      </w:r>
-    </w:p>
-    <w:p>
-      <w:pPr>
-        <w:pStyle w:val="ListParagraph"/>
-        <w:numPr>
-          <w:ilvl w:val="0"/>
-          <w:numId w:val="2"/>
-        </w:numPr>
-        <w:spacing w:after="60"/>
-      </w:pPr>
-      <w:r>
-        <w:rPr>
-          <w:sz w:val="21"/>
-          <w:szCs w:val="21"/>
-        </w:rPr>
-        <w:t>Interactive dashboard with 4 premium calculators (Motor, Health, Life, Agriculture) across 28 licensed insurers.</w:t>
-      </w:r>
-    </w:p>
-    <w:p>
-      <w:pPr>
-        <w:pStyle w:val="ListParagraph"/>
-        <w:numPr>
-          <w:ilvl w:val="0"/>
-          <w:numId w:val="2"/>
-        </w:numPr>
-        <w:spacing w:after="60"/>
-      </w:pPr>
-      <w:r>
-        <w:rPr>
-          <w:sz w:val="21"/>
-          <w:szCs w:val="21"/>
-        </w:rPr>
-        <w:t>8 structured datasets, regulatory compliance tracking (IRA), NHIF benefits, and market analysis visualizations.</w:t>
-      </w:r>
-    </w:p>
-    <w:p>
-      <w:pPr>
-        <w:spacing w:before="160" w:after="40"/>
-      </w:pPr>
-      <w:r>
-        <w:rPr>
-          <w:b/>
-          <w:bCs/>
-          <w:sz w:val="22"/>
-          <w:szCs w:val="22"/>
-        </w:rPr>
-        <w:t>Open Source R Packages</w:t>
-      </w:r>
-    </w:p>
-    <w:p>
-      <w:pPr>
-        <w:pStyle w:val="ListParagraph"/>
-        <w:numPr>
-          <w:ilvl w:val="0"/>
-          <w:numId w:val="2"/>
-        </w:numPr>
-        <w:spacing w:after="60"/>
-      </w:pPr>
-      <w:proofErr w:type="spellStart"/>
-      <w:r>
-        <w:rPr>
-          <w:sz w:val="21"/>
-          <w:szCs w:val="21"/>
-        </w:rPr>
-        <w:t>ugcensus</w:t>
-      </w:r>
-      <w:proofErr w:type="spellEnd"/>
-      <w:r>
-        <w:rPr>
-          <w:sz w:val="21"/>
-          <w:szCs w:val="21"/>
-        </w:rPr>
-        <w:t>: Toolkit for Uganda census data 1991 to 2024 with multi-level geography and population projections.</w:t>
-      </w:r>
-    </w:p>
-    <w:p>
-      <w:pPr>
-        <w:pStyle w:val="ListParagraph"/>
-        <w:numPr>
-          <w:ilvl w:val="0"/>
-          <w:numId w:val="2"/>
-        </w:numPr>
-        <w:spacing w:after="60"/>
-      </w:pPr>
-      <w:proofErr w:type="spellStart"/>
-      <w:r>
-        <w:rPr>
-          <w:sz w:val="21"/>
-          <w:szCs w:val="21"/>
-        </w:rPr>
-        <w:t>sacensus</w:t>
-      </w:r>
-      <w:proofErr w:type="spellEnd"/>
-      <w:r>
-        <w:rPr>
-          <w:sz w:val="21"/>
-          <w:szCs w:val="21"/>
-        </w:rPr>
-        <w:t>: Toolkit for South African census data 1996 to 2022 with demographic analysis and trend visualization.</w:t>
-      </w:r>
-    </w:p>
-    <w:p>
-      <w:pPr>
-        <w:pStyle w:val="ListParagraph"/>
-        <w:numPr>
-          <w:ilvl w:val="0"/>
-          <w:numId w:val="2"/>
-        </w:numPr>
-        <w:spacing w:after="60"/>
-      </w:pPr>
-      <w:proofErr w:type="spellStart"/>
-      <w:r>
-        <w:rPr>
-          <w:sz w:val="21"/>
-          <w:szCs w:val="21"/>
-        </w:rPr>
-        <w:t>kencensus</w:t>
-      </w:r>
-      <w:proofErr w:type="spellEnd"/>
-      <w:r>
-        <w:rPr>
-          <w:sz w:val="21"/>
-          <w:szCs w:val="21"/>
-        </w:rPr>
-        <w:t>: Toolkit for Kenya census data 1948 to 2019 covering 13 themed datasets across 47 counties.</w:t>
+        <w:t>, R CMD check, unit and integration testing, Spark test matrix</w:t>
+      </w:r>
+    </w:p>
+    <w:p>
+      <w:pPr>
+        <w:spacing w:after="60"/>
+      </w:pPr>
+      <w:r>
+        <w:rPr>
+          <w:b/>
+          <w:bCs/>
+          <w:sz w:val="21"/>
+          <w:szCs w:val="21"/>
+        </w:rPr>
+        <w:t xml:space="preserve">Experimentation: </w:t>
+      </w:r>
+      <w:r>
+        <w:rPr>
+          <w:sz w:val="21"/>
+          <w:szCs w:val="21"/>
+        </w:rPr>
+        <w:t>A/B Testing, Sequential Testing, Bayesian Methods, Statistical Modeling, Actuarial Methods</w:t>
+      </w:r>
+    </w:p>
+    <w:p>
+      <w:pPr>
+        <w:spacing w:after="60"/>
+      </w:pPr>
+      <w:r>
+        <w:rPr>
+          <w:b/>
+          <w:bCs/>
+          <w:sz w:val="21"/>
+          <w:szCs w:val="21"/>
+        </w:rPr>
+        <w:t xml:space="preserve">Writing: </w:t>
+      </w:r>
+      <w:r>
+        <w:rPr>
+          <w:sz w:val="21"/>
+          <w:szCs w:val="21"/>
+        </w:rPr>
+        <w:t>Technical Writing, Book Authoring, Curriculum Development, Pedagogical Content</w:t>
       </w:r>
     </w:p>
     <w:p>
@@ -1145,19 +2093,50 @@
           <w:sz w:val="22"/>
           <w:szCs w:val="22"/>
         </w:rPr>
-        <w:t>Publications</w:t>
-      </w:r>
-    </w:p>
-    <w:p>
-      <w:pPr>
-        <w:spacing w:after="120"/>
-      </w:pPr>
-      <w:r>
-        <w:rPr>
-          <w:sz w:val="21"/>
-          <w:szCs w:val="21"/>
-        </w:rPr>
-        <w:t>Production Data Science with R — 8-chapter comprehensive guide to production-grade ML pipelines, ETL, fraud detection, and A/B testing.</w:t>
+        <w:t>Certifications</w:t>
+      </w:r>
+    </w:p>
+    <w:p>
+      <w:pPr>
+        <w:pStyle w:val="ListParagraph"/>
+        <w:numPr>
+          <w:ilvl w:val="0"/>
+          <w:numId w:val="1"/>
+        </w:numPr>
+        <w:spacing w:after="60"/>
+      </w:pPr>
+      <w:proofErr w:type="spellStart"/>
+      <w:r>
+        <w:rPr>
+          <w:sz w:val="21"/>
+          <w:szCs w:val="21"/>
+        </w:rPr>
+        <w:t>Packt</w:t>
+      </w:r>
+      <w:proofErr w:type="spellEnd"/>
+      <w:r>
+        <w:rPr>
+          <w:sz w:val="21"/>
+          <w:szCs w:val="21"/>
+        </w:rPr>
+        <w:t xml:space="preserve"> Workshop — Data Science and Machine Learning</w:t>
+      </w:r>
+    </w:p>
+    <w:p>
+      <w:pPr>
+        <w:pStyle w:val="ListParagraph"/>
+        <w:numPr>
+          <w:ilvl w:val="0"/>
+          <w:numId w:val="1"/>
+        </w:numPr>
+        <w:spacing w:after="60"/>
+      </w:pPr>
+      <w:r>
+        <w:rPr>
+          <w:sz w:val="21"/>
+          <w:szCs w:val="21"/>
+        </w:rPr>
+        <w:t>Various technical workshops on ETL, API design, and production systems</w:t>
       </w:r>
     </w:p>
     <w:p>
@@ -1176,7 +2155,7 @@
           <w:sz w:val="22"/>
           <w:szCs w:val="22"/>
         </w:rPr>
-        <w:t>Additional</w:t>
+        <w:t>Open Source</w:t>
       </w:r>
     </w:p>
     <w:p>
@@ -1184,16 +2163,25 @@
         <w:pStyle w:val="ListParagraph"/>
         <w:numPr>
           <w:ilvl w:val="0"/>
-          <w:numId w:val="2"/>
+          <w:numId w:val="1"/>
         </w:numPr>
         <w:spacing w:after="60"/>
       </w:pPr>
-      <w:r>
-        <w:rPr>
-          <w:sz w:val="21"/>
-          <w:szCs w:val="21"/>
-        </w:rPr>
-        <w:t>4 years technical training experience; 100+ students taught</w:t>
+      <w:proofErr w:type="spellStart"/>
+      <w:r>
+        <w:rPr>
+          <w:sz w:val="21"/>
+          <w:szCs w:val="21"/>
+        </w:rPr>
+        <w:t>ugcensus</w:t>
+      </w:r>
+      <w:proofErr w:type="spellEnd"/>
+      <w:r>
+        <w:rPr>
+          <w:sz w:val="21"/>
+          <w:szCs w:val="21"/>
+        </w:rPr>
+        <w:t xml:space="preserve"> — Uganda census data toolkit (R)</w:t>
       </w:r>
     </w:p>
     <w:p>
@@ -1201,16 +2189,25 @@
         <w:pStyle w:val="ListParagraph"/>
         <w:numPr>
           <w:ilvl w:val="0"/>
-          <w:numId w:val="2"/>
+          <w:numId w:val="1"/>
         </w:numPr>
         <w:spacing w:after="60"/>
       </w:pPr>
-      <w:r>
-        <w:rPr>
-          <w:sz w:val="21"/>
-          <w:szCs w:val="21"/>
-        </w:rPr>
-        <w:t>Open source contributor</w:t>
+      <w:proofErr w:type="spellStart"/>
+      <w:r>
+        <w:rPr>
+          <w:sz w:val="21"/>
+          <w:szCs w:val="21"/>
+        </w:rPr>
+        <w:t>sacensus</w:t>
+      </w:r>
+      <w:proofErr w:type="spellEnd"/>
+      <w:r>
+        <w:rPr>
+          <w:sz w:val="21"/>
+          <w:szCs w:val="21"/>
+        </w:rPr>
+        <w:t xml:space="preserve"> — South Africa census data toolkit (R)</w:t>
       </w:r>
     </w:p>
     <w:p>
@@ -1218,19 +2215,130 @@
         <w:pStyle w:val="ListParagraph"/>
         <w:numPr>
           <w:ilvl w:val="0"/>
-          <w:numId w:val="2"/>
+          <w:numId w:val="1"/>
         </w:numPr>
         <w:spacing w:after="60"/>
       </w:pPr>
-      <w:r>
-        <w:rPr>
-          <w:sz w:val="21"/>
-          <w:szCs w:val="21"/>
-        </w:rPr>
-        <w:t>Docker, GitHub Actions, CI/CD</w:t>
-      </w:r>
-    </w:p>
-    <w:p/>
+      <w:proofErr w:type="spellStart"/>
+      <w:r>
+        <w:rPr>
+          <w:sz w:val="21"/>
+          <w:szCs w:val="21"/>
+        </w:rPr>
+        <w:t>kenyacensus</w:t>
+      </w:r>
+      <w:proofErr w:type="spellEnd"/>
+      <w:r>
+        <w:rPr>
+          <w:sz w:val="21"/>
+          <w:szCs w:val="21"/>
+        </w:rPr>
+        <w:t xml:space="preserve"> — Kenya census data toolkit (R)</w:t>
+      </w:r>
+    </w:p>
+    <w:p>
+      <w:pPr>
+        <w:pStyle w:val="ListParagraph"/>
+        <w:numPr>
+          <w:ilvl w:val="0"/>
+          <w:numId w:val="1"/>
+        </w:numPr>
+        <w:spacing w:after="60"/>
+      </w:pPr>
+      <w:proofErr w:type="spellStart"/>
+      <w:r>
+        <w:rPr>
+          <w:sz w:val="21"/>
+          <w:szCs w:val="21"/>
+        </w:rPr>
+        <w:t>dq</w:t>
+      </w:r>
+      <w:proofErr w:type="spellEnd"/>
+      <w:r>
+        <w:rPr>
+          <w:sz w:val="21"/>
+          <w:szCs w:val="21"/>
+        </w:rPr>
+        <w:t>-lite — Lightweight data quality validation (Python, MIT)</w:t>
+      </w:r>
+    </w:p>
+    <w:p>
+      <w:pPr>
+        <w:pStyle w:val="ListParagraph"/>
+        <w:numPr>
+          <w:ilvl w:val="0"/>
+          <w:numId w:val="1"/>
+        </w:numPr>
+        <w:spacing w:after="60"/>
+      </w:pPr>
+      <w:r>
+        <w:rPr>
+          <w:sz w:val="21"/>
+          <w:szCs w:val="21"/>
+        </w:rPr>
+        <w:lastRenderedPageBreak/>
+        <w:t>intent-prediction-engine — Real-time customer intent API</w:t>
+      </w:r>
+    </w:p>
+    <w:p>
+      <w:pPr>
+        <w:pStyle w:val="Heading2"/>
+        <w:pBdr>
+          <w:bottom w:val="single" w:sz="6" w:space="2" w:color="000000"/>
+        </w:pBdr>
+        <w:spacing w:before="240" w:after="120"/>
+      </w:pPr>
+      <w:r>
+        <w:rPr>
+          <w:b/>
+          <w:bCs/>
+          <w:caps/>
+          <w:sz w:val="22"/>
+          <w:szCs w:val="22"/>
+        </w:rPr>
+        <w:t>Languages</w:t>
+      </w:r>
+    </w:p>
+    <w:p>
+      <w:pPr>
+        <w:pStyle w:val="ListParagraph"/>
+        <w:numPr>
+          <w:ilvl w:val="0"/>
+          <w:numId w:val="1"/>
+        </w:numPr>
+        <w:spacing w:after="60"/>
+      </w:pPr>
+      <w:r>
+        <w:rPr>
+          <w:sz w:val="21"/>
+          <w:szCs w:val="21"/>
+        </w:rPr>
+        <w:t>English — Fluent (professional writing, book authoring, technical training)</w:t>
+      </w:r>
+    </w:p>
+    <w:p>
+      <w:pPr>
+        <w:pStyle w:val="ListParagraph"/>
+        <w:numPr>
+          <w:ilvl w:val="0"/>
+          <w:numId w:val="1"/>
+        </w:numPr>
+        <w:spacing w:after="60"/>
+      </w:pPr>
+      <w:r>
+        <w:rPr>
+          <w:sz w:val="21"/>
+          <w:szCs w:val="21"/>
+        </w:rPr>
+        <w:t>Swahili — Native</w:t>
+      </w:r>
+    </w:p>
+    <w:p>
+      <w:pPr>
+        <w:spacing w:after="60"/>
+        <w:ind w:left="360"/>
+      </w:pPr>
+    </w:p>
     <w:sectPr>
       <w:pgSz w:w="12240" w:h="15840"/>
       <w:pgMar w:top="720" w:right="720" w:bottom="720" w:left="720" w:header="708" w:footer="708" w:gutter="0"/>
@@ -1244,10 +2352,10 @@
 <file path=word/numbering.xml><?xml version="1.0" encoding="utf-8"?>
 <w:numbering xmlns:wpc="http://schemas.microsoft.com/office/word/2010/wordprocessingCanvas" xmlns:cx="http://schemas.microsoft.com/office/drawing/2014/chartex" xmlns:cx1="http://schemas.microsoft.com/office/drawing/2015/9/8/chartex" xmlns:cx2="http://schemas.microsoft.com/office/drawing/2015/10/21/chartex" xmlns:cx3="http://schemas.microsoft.com/office/drawing/2016/5/9/chartex" xmlns:cx4="http://schemas.microsoft.com/office/drawing/2016/5/10/chartex" xmlns:cx5="http://schemas.microsoft.com/office/drawing/2016/5/11/chartex" xmlns:cx6="http://schemas.microsoft.com/office/drawing/2016/5/12/chartex" xmlns:cx7="http://schemas.microsoft.com/office/drawing/2016/5/13/chartex" xmlns:cx8="http://schemas.microsoft.com/office/drawing/2016/5/14/chartex" xmlns:mc="http://schemas.openxmlformats.org/markup-compatibility/2006" xmlns:aink="http://schemas.microsoft.com/office/drawing/2016/ink" xmlns:am3d="http://schemas.microsoft.com/office/drawing/2017/model3d" xmlns:o="urn:schemas-microsoft-com:office:office" xmlns:oel="http://schemas.microsoft.com/office/2019/extlst" xmlns:r="http://schemas.openxmlformats.org/officeDocument/2006/relationships" xmlns:m="http://schemas.openxmlformats.org/officeDocument/2006/math" xmlns:v="urn:schemas-microsoft-com:vml" xmlns:wp14="http://schemas.microsoft.com/office/word/2010/wordprocessingDrawing" xmlns:wp="http://schemas.openxmlformats.org/drawingml/2006/wordprocessingDrawing" xmlns:w10="urn:schemas-microsoft-com:office:word" xmlns:w="http://schemas.openxmlformats.org/wordprocessingml/2006/main" xmlns:w14="http://schemas.microsoft.com/office/word/2010/wordml" xmlns:w15="http://schemas.microsoft.com/office/word/2012/wordml" xmlns:w16cex="http://schemas.microsoft.com/office/word/2018/wordml/cex" xmlns:w16cid="http://schemas.microsoft.com/office/word/2016/wordml/cid" xmlns:w16="http://schemas.microsoft.com/office/word/2018/wordml" xmlns:w16du="http://schemas.microsoft.com/office/word/2023/wordml/word16du" xmlns:w16sdtdh="http://schemas.microsoft.com/office/word/2020/wordml/sdtdatahash" xmlns:w16sdtfl="http://schemas.microsoft.com/office/word/2024/wordml/sdtformatlock" xmlns:w16se="http://schemas.microsoft.com/office/word/2015/wordml/symex" xmlns:wpg="http://schemas.microsoft.com/office/word/2010/wordprocessingGroup" xmlns:wpi="http://schemas.microsoft.com/office/word/2010/wordprocessingInk" xmlns:wne="http://schemas.microsoft.com/office/word/2006/wordml" xmlns:wps="http://schemas.microsoft.com/office/word/2010/wordprocessingShape" mc:Ignorable="w14 w15 w16se w16cid w16 w16cex w16sdtdh w16sdtfl w16du wp14">
   <w:abstractNum w:abstractNumId="0" w15:restartNumberingAfterBreak="0">
-    <w:nsid w:val="1CC909AD"/>
+    <w:nsid w:val="6150010E"/>
     <w:multiLevelType w:val="hybridMultilevel"/>
-    <w:tmpl w:val="CD224058"/>
-    <w:lvl w:ilvl="0" w:tplc="EAA4369A">
+    <w:tmpl w:val="2F3A08CA"/>
+    <w:lvl w:ilvl="0" w:tplc="7E8660BE">
       <w:start w:val="1"/>
       <w:numFmt w:val="bullet"/>
       <w:lvlText w:val="●"/>
@@ -1256,7 +2364,7 @@
         <w:ind w:left="720" w:hanging="360"/>
       </w:pPr>
     </w:lvl>
-    <w:lvl w:ilvl="1" w:tplc="19A8AA08">
+    <w:lvl w:ilvl="1" w:tplc="C08C4296">
       <w:start w:val="1"/>
       <w:numFmt w:val="bullet"/>
       <w:lvlText w:val="○"/>
@@ -1265,7 +2373,7 @@
         <w:ind w:left="1440" w:hanging="360"/>
       </w:pPr>
     </w:lvl>
-    <w:lvl w:ilvl="2" w:tplc="97F2969E">
+    <w:lvl w:ilvl="2" w:tplc="C7C210D4">
       <w:start w:val="1"/>
       <w:numFmt w:val="bullet"/>
       <w:lvlText w:val="■"/>
@@ -1274,7 +2382,7 @@
         <w:ind w:left="2160" w:hanging="360"/>
       </w:pPr>
     </w:lvl>
-    <w:lvl w:ilvl="3" w:tplc="902C5806">
+    <w:lvl w:ilvl="3" w:tplc="FD569806">
       <w:start w:val="1"/>
       <w:numFmt w:val="bullet"/>
       <w:lvlText w:val="●"/>
@@ -1283,7 +2391,7 @@
         <w:ind w:left="2880" w:hanging="360"/>
       </w:pPr>
     </w:lvl>
-    <w:lvl w:ilvl="4" w:tplc="4B0436DA">
+    <w:lvl w:ilvl="4" w:tplc="B7D62E8E">
       <w:start w:val="1"/>
       <w:numFmt w:val="bullet"/>
       <w:lvlText w:val="○"/>
@@ -1292,7 +2400,7 @@
         <w:ind w:left="3600" w:hanging="360"/>
       </w:pPr>
     </w:lvl>
-    <w:lvl w:ilvl="5" w:tplc="AFDE4452">
+    <w:lvl w:ilvl="5" w:tplc="4D1EF09C">
       <w:start w:val="1"/>
       <w:numFmt w:val="bullet"/>
       <w:lvlText w:val="■"/>
@@ -1301,7 +2409,7 @@
         <w:ind w:left="4320" w:hanging="360"/>
       </w:pPr>
     </w:lvl>
-    <w:lvl w:ilvl="6" w:tplc="76D071EA">
+    <w:lvl w:ilvl="6" w:tplc="26A4BDAA">
       <w:start w:val="1"/>
       <w:numFmt w:val="bullet"/>
       <w:lvlText w:val="●"/>
@@ -1310,7 +2418,7 @@
         <w:ind w:left="5040" w:hanging="360"/>
       </w:pPr>
     </w:lvl>
-    <w:lvl w:ilvl="7" w:tplc="BC2C6A40">
+    <w:lvl w:ilvl="7" w:tplc="AAF2AD52">
       <w:start w:val="1"/>
       <w:numFmt w:val="bullet"/>
       <w:lvlText w:val="●"/>
@@ -1319,7 +2427,7 @@
         <w:ind w:left="5760" w:hanging="360"/>
       </w:pPr>
     </w:lvl>
-    <w:lvl w:ilvl="8" w:tplc="A00A47A2">
+    <w:lvl w:ilvl="8" w:tplc="B19637B4">
       <w:start w:val="1"/>
       <w:numFmt w:val="bullet"/>
       <w:lvlText w:val="●"/>
@@ -1329,109 +2437,11 @@
       </w:pPr>
     </w:lvl>
   </w:abstractNum>
-  <w:abstractNum w:abstractNumId="1" w15:restartNumberingAfterBreak="0">
-    <w:nsid w:val="4B5B335B"/>
-    <w:multiLevelType w:val="hybridMultilevel"/>
-    <w:tmpl w:val="E668EB08"/>
-    <w:lvl w:ilvl="0" w:tplc="25DE2DBA">
-      <w:start w:val="1"/>
-      <w:numFmt w:val="bullet"/>
-      <w:lvlText w:val="●"/>
-      <w:lvlJc w:val="left"/>
-      <w:pPr>
-        <w:ind w:left="720" w:hanging="360"/>
-      </w:pPr>
-    </w:lvl>
-    <w:lvl w:ilvl="1" w:tplc="96A81586">
-      <w:start w:val="1"/>
-      <w:numFmt w:val="bullet"/>
-      <w:lvlText w:val="○"/>
-      <w:lvlJc w:val="left"/>
-      <w:pPr>
-        <w:ind w:left="1440" w:hanging="360"/>
-      </w:pPr>
-    </w:lvl>
-    <w:lvl w:ilvl="2" w:tplc="0BA4D200">
-      <w:start w:val="1"/>
-      <w:numFmt w:val="bullet"/>
-      <w:lvlText w:val="■"/>
-      <w:lvlJc w:val="left"/>
-      <w:pPr>
-        <w:ind w:left="2160" w:hanging="360"/>
-      </w:pPr>
-    </w:lvl>
-    <w:lvl w:ilvl="3" w:tplc="D9CCE896">
-      <w:start w:val="1"/>
-      <w:numFmt w:val="bullet"/>
-      <w:lvlText w:val="●"/>
-      <w:lvlJc w:val="left"/>
-      <w:pPr>
-        <w:ind w:left="2880" w:hanging="360"/>
-      </w:pPr>
-    </w:lvl>
-    <w:lvl w:ilvl="4" w:tplc="899484D4">
-      <w:start w:val="1"/>
-      <w:numFmt w:val="bullet"/>
-      <w:lvlText w:val="○"/>
-      <w:lvlJc w:val="left"/>
-      <w:pPr>
-        <w:ind w:left="3600" w:hanging="360"/>
-      </w:pPr>
-    </w:lvl>
-    <w:lvl w:ilvl="5" w:tplc="50CC22FA">
-      <w:start w:val="1"/>
-      <w:numFmt w:val="bullet"/>
-      <w:lvlText w:val="■"/>
-      <w:lvlJc w:val="left"/>
-      <w:pPr>
-        <w:ind w:left="4320" w:hanging="360"/>
-      </w:pPr>
-    </w:lvl>
-    <w:lvl w:ilvl="6" w:tplc="3B9651AE">
-      <w:start w:val="1"/>
-      <w:numFmt w:val="bullet"/>
-      <w:lvlText w:val="●"/>
-      <w:lvlJc w:val="left"/>
-      <w:pPr>
-        <w:ind w:left="5040" w:hanging="360"/>
-      </w:pPr>
-    </w:lvl>
-    <w:lvl w:ilvl="7" w:tplc="10947EC2">
-      <w:start w:val="1"/>
-      <w:numFmt w:val="bullet"/>
-      <w:lvlText w:val="●"/>
-      <w:lvlJc w:val="left"/>
-      <w:pPr>
-        <w:ind w:left="5760" w:hanging="360"/>
-      </w:pPr>
-    </w:lvl>
-    <w:lvl w:ilvl="8" w:tplc="670CA594">
-      <w:start w:val="1"/>
-      <w:numFmt w:val="bullet"/>
-      <w:lvlText w:val="●"/>
-      <w:lvlJc w:val="left"/>
-      <w:pPr>
-        <w:ind w:left="6480" w:hanging="360"/>
-      </w:pPr>
-    </w:lvl>
-  </w:abstractNum>
-  <w:num w:numId="1" w16cid:durableId="973296029">
+  <w:num w:numId="1" w16cid:durableId="1461722390">
     <w:abstractNumId w:val="0"/>
     <w:lvlOverride w:ilvl="0">
       <w:startOverride w:val="1"/>
     </w:lvlOverride>
-  </w:num>
-  <w:num w:numId="2" w16cid:durableId="37097880">
-    <w:abstractNumId w:val="1"/>
-    <w:lvlOverride w:ilvl="0"/>
-    <w:lvlOverride w:ilvl="1"/>
-    <w:lvlOverride w:ilvl="2"/>
-    <w:lvlOverride w:ilvl="3"/>
-    <w:lvlOverride w:ilvl="4"/>
-    <w:lvlOverride w:ilvl="5"/>
-    <w:lvlOverride w:ilvl="6"/>
-    <w:lvlOverride w:ilvl="7"/>
-    <w:lvlOverride w:ilvl="8"/>
   </w:num>
 </w:numbering>
 </file>
@@ -1844,7 +2854,6 @@
   </w:style>
   <w:style w:type="paragraph" w:styleId="Heading2">
     <w:name w:val="heading 2"/>
-    <w:link w:val="Heading2Char"/>
     <w:uiPriority w:val="9"/>
     <w:unhideWhenUsed/>
     <w:qFormat/>
@@ -2022,18 +3031,6 @@
     <w:rPr>
       <w:sz w:val="20"/>
       <w:szCs w:val="20"/>
-    </w:rPr>
-  </w:style>
-  <w:style w:type="character" w:customStyle="1" w:styleId="Heading2Char">
-    <w:name w:val="Heading 2 Char"/>
-    <w:basedOn w:val="DefaultParagraphFont"/>
-    <w:link w:val="Heading2"/>
-    <w:uiPriority w:val="9"/>
-    <w:rsid w:val="00F74B4C"/>
-    <w:rPr>
-      <w:color w:val="2E74B5"/>
-      <w:sz w:val="26"/>
-      <w:szCs w:val="26"/>
     </w:rPr>
   </w:style>
 </w:styles>
